--- a/畅一凡-高级前端开发工程师-简历.docx
+++ b/畅一凡-高级前端开发工程师-简历.docx
@@ -18,13 +18,38 @@
           <w:sz w:val="44"/>
           <w:szCs w:val="44"/>
         </w:rPr>
-        <w:t>畅一凡</w:t>
+        <w:t>畅</w:t>
+      </w:r>
+      <w:proofErr w:type="gramStart"/>
+      <w:r>
+        <w:rPr>
+          <w:b/>
+          <w:bCs/>
+          <w:color w:val="1F4E79"/>
+          <w:sz w:val="44"/>
+          <w:szCs w:val="44"/>
+        </w:rPr>
+        <w:t>一</w:t>
+      </w:r>
+      <w:proofErr w:type="gramEnd"/>
+      <w:r>
+        <w:rPr>
+          <w:b/>
+          <w:bCs/>
+          <w:color w:val="1F4E79"/>
+          <w:sz w:val="44"/>
+          <w:szCs w:val="44"/>
+        </w:rPr>
+        <w:t>凡</w:t>
       </w:r>
     </w:p>
     <w:p>
       <w:pPr>
         <w:spacing w:after="120"/>
         <w:jc w:val="center"/>
+        <w:rPr>
+          <w:rFonts w:hint="eastAsia"/>
+        </w:rPr>
       </w:pPr>
       <w:r>
         <w:rPr>
@@ -32,7 +57,25 @@
           <w:iCs/>
           <w:color w:val="595959"/>
         </w:rPr>
-        <w:t>6 年前端开发经验  |  Vue 2 / 3 技术栈深度  |  复杂 B 端 &amp; 数据可视化</w:t>
+        <w:t>6 年前端开发经验  |  Vue 2 / 3 技术</w:t>
+      </w:r>
+      <w:proofErr w:type="gramStart"/>
+      <w:r>
+        <w:rPr>
+          <w:i/>
+          <w:iCs/>
+          <w:color w:val="595959"/>
+        </w:rPr>
+        <w:t>栈</w:t>
+      </w:r>
+      <w:proofErr w:type="gramEnd"/>
+      <w:r>
+        <w:rPr>
+          <w:i/>
+          <w:iCs/>
+          <w:color w:val="595959"/>
+        </w:rPr>
+        <w:t>深度  |  复杂 B 端 &amp; 数据可视化</w:t>
       </w:r>
     </w:p>
     <w:p>
@@ -42,6 +85,9 @@
         </w:pBdr>
         <w:spacing w:after="80"/>
         <w:jc w:val="center"/>
+        <w:rPr>
+          <w:rFonts w:hint="eastAsia"/>
+        </w:rPr>
       </w:pPr>
       <w:r>
         <w:t>📍 杭州     📞 152-3798-2380     ✉ 15237982380@163.com</w:t>
@@ -53,6 +99,9 @@
           <w:bottom w:val="single" w:sz="12" w:space="4" w:color="2E75B6"/>
         </w:pBdr>
         <w:spacing w:before="240" w:after="120"/>
+        <w:rPr>
+          <w:rFonts w:hint="eastAsia"/>
+        </w:rPr>
       </w:pPr>
       <w:r>
         <w:rPr>
@@ -68,6 +117,9 @@
     <w:p>
       <w:pPr>
         <w:spacing w:before="60" w:after="60" w:line="340" w:lineRule="auto"/>
+        <w:rPr>
+          <w:rFonts w:hint="eastAsia"/>
+        </w:rPr>
       </w:pPr>
       <w:r>
         <w:rPr>
@@ -111,7 +163,15 @@
         <w:t>到岗时间：</w:t>
       </w:r>
       <w:r>
-        <w:t>1 个月内</w:t>
+        <w:t xml:space="preserve">1 </w:t>
+      </w:r>
+      <w:proofErr w:type="gramStart"/>
+      <w:r>
+        <w:t>个</w:t>
+      </w:r>
+      <w:proofErr w:type="gramEnd"/>
+      <w:r>
+        <w:t>月内</w:t>
       </w:r>
     </w:p>
     <w:p>
@@ -120,6 +180,9 @@
           <w:bottom w:val="single" w:sz="12" w:space="4" w:color="2E75B6"/>
         </w:pBdr>
         <w:spacing w:before="240" w:after="120"/>
+        <w:rPr>
+          <w:rFonts w:hint="eastAsia"/>
+        </w:rPr>
       </w:pPr>
       <w:r>
         <w:rPr>
@@ -135,9 +198,60 @@
     <w:p>
       <w:pPr>
         <w:spacing w:before="60" w:after="60" w:line="360" w:lineRule="auto"/>
-      </w:pPr>
-      <w:r>
-        <w:t>6 年前端开发经验，深耕 Vue 2 / 3 全家桶，主导过医疗病理、实验室数据平台、政采大数据、品牌电商等多类大型 B / C 端项目。具备架构设计、工程化、性能优化全链路能力，在大文件分片上传、SSR、Web Worker / SharedWorker、ECharts 大屏、DICOM 医学影像等方向均有落地经验，能独立承担复杂模块从方案到上线全流程。</w:t>
+        <w:rPr>
+          <w:rFonts w:hint="eastAsia"/>
+        </w:rPr>
+      </w:pPr>
+      <w:r>
+        <w:t>6 年前端开发经验，深耕 Vue 2 / 3 全家桶，主导过医疗病理、实验室数据平台、</w:t>
+      </w:r>
+      <w:proofErr w:type="gramStart"/>
+      <w:r>
+        <w:t>政采大</w:t>
+      </w:r>
+      <w:proofErr w:type="gramEnd"/>
+      <w:r>
+        <w:t>数据、</w:t>
+      </w:r>
+      <w:proofErr w:type="gramStart"/>
+      <w:r>
+        <w:t>品牌电</w:t>
+      </w:r>
+      <w:proofErr w:type="gramEnd"/>
+      <w:r>
+        <w:t>商等多类大型 B / C 端项目。具备架构设计、工程化、性能</w:t>
+      </w:r>
+      <w:proofErr w:type="gramStart"/>
+      <w:r>
+        <w:t>优化全</w:t>
+      </w:r>
+      <w:proofErr w:type="gramEnd"/>
+      <w:r>
+        <w:t xml:space="preserve">链路能力，在大文件分片上传、SSR、Web Worker / </w:t>
+      </w:r>
+      <w:proofErr w:type="spellStart"/>
+      <w:r>
+        <w:t>SharedWorker</w:t>
+      </w:r>
+      <w:proofErr w:type="spellEnd"/>
+      <w:r>
+        <w:t>、</w:t>
+      </w:r>
+      <w:proofErr w:type="spellStart"/>
+      <w:r>
+        <w:t>ECharts</w:t>
+      </w:r>
+      <w:proofErr w:type="spellEnd"/>
+      <w:r>
+        <w:t xml:space="preserve"> 大屏、DICOM 医学影像等方向均有落地经验，能独立承担复杂模块从方案到</w:t>
+      </w:r>
+      <w:proofErr w:type="gramStart"/>
+      <w:r>
+        <w:t>上线全</w:t>
+      </w:r>
+      <w:proofErr w:type="gramEnd"/>
+      <w:r>
+        <w:t>流程。</w:t>
       </w:r>
     </w:p>
     <w:p>
@@ -146,6 +260,9 @@
           <w:bottom w:val="single" w:sz="12" w:space="4" w:color="2E75B6"/>
         </w:pBdr>
         <w:spacing w:before="240" w:after="120"/>
+        <w:rPr>
+          <w:rFonts w:hint="eastAsia"/>
+        </w:rPr>
       </w:pPr>
       <w:r>
         <w:rPr>
@@ -162,6 +279,9 @@
       <w:pPr>
         <w:spacing w:before="60" w:after="60"/>
         <w:ind w:left="120"/>
+        <w:rPr>
+          <w:rFonts w:hint="eastAsia"/>
+        </w:rPr>
       </w:pPr>
       <w:r>
         <w:rPr>
@@ -172,13 +292,32 @@
         <w:t>• 核心框架：</w:t>
       </w:r>
       <w:r>
-        <w:t>精通 Vue 2.x / Vue 3.x（Composition API、Pinia / Vuex、Vue Router），深入理解响应式系统、虚拟 DOM diff 与调度机制；熟悉 React 18 Hooks 生态</w:t>
+        <w:t>精通 Vue 2.x / Vue 3.x（Composition API、</w:t>
+      </w:r>
+      <w:proofErr w:type="spellStart"/>
+      <w:r>
+        <w:t>Pinia</w:t>
+      </w:r>
+      <w:proofErr w:type="spellEnd"/>
+      <w:r>
+        <w:t xml:space="preserve"> / </w:t>
+      </w:r>
+      <w:proofErr w:type="spellStart"/>
+      <w:r>
+        <w:t>Vuex</w:t>
+      </w:r>
+      <w:proofErr w:type="spellEnd"/>
+      <w:r>
+        <w:t>、Vue Router），深入理解响应式系统、虚拟 DOM diff 与调度机制；熟悉 React 18 Hooks 生态</w:t>
       </w:r>
     </w:p>
     <w:p>
       <w:pPr>
         <w:spacing w:before="60" w:after="60"/>
         <w:ind w:left="120"/>
+        <w:rPr>
+          <w:rFonts w:hint="eastAsia"/>
+        </w:rPr>
       </w:pPr>
       <w:r>
         <w:rPr>
@@ -189,13 +328,24 @@
         <w:t>• 语言基础：</w:t>
       </w:r>
       <w:r>
-        <w:t>熟练掌握 JavaScript（ES6+）、TypeScript；扎实的 HTML5 / CSS3（Flex / Grid / 动画 / Sass / Less / UnoCSS）</w:t>
+        <w:t xml:space="preserve">熟练掌握 JavaScript（ES6+）、TypeScript；扎实的 HTML5 / CSS3（Flex / Grid / 动画 / Sass / Less / </w:t>
+      </w:r>
+      <w:proofErr w:type="spellStart"/>
+      <w:r>
+        <w:t>UnoCSS</w:t>
+      </w:r>
+      <w:proofErr w:type="spellEnd"/>
+      <w:r>
+        <w:t>）</w:t>
       </w:r>
     </w:p>
     <w:p>
       <w:pPr>
         <w:spacing w:before="60" w:after="60"/>
         <w:ind w:left="120"/>
+        <w:rPr>
+          <w:rFonts w:hint="eastAsia"/>
+        </w:rPr>
       </w:pPr>
       <w:r>
         <w:rPr>
@@ -206,13 +356,40 @@
         <w:t>• 工程化：</w:t>
       </w:r>
       <w:r>
-        <w:t>Webpack 2 / 3 / 5、Vite 构建优化与从零搭建；Babel、ESLint、Prettier、Husky 工作流；Monorepo（pnpm workspace）</w:t>
+        <w:t>Webpack 2 / 3 / 5、Vite 构建优化与从零搭建；Babel、</w:t>
+      </w:r>
+      <w:proofErr w:type="spellStart"/>
+      <w:r>
+        <w:t>ESLint</w:t>
+      </w:r>
+      <w:proofErr w:type="spellEnd"/>
+      <w:r>
+        <w:t>、Prettier、Husky 工作流；</w:t>
+      </w:r>
+      <w:proofErr w:type="spellStart"/>
+      <w:r>
+        <w:t>Monorepo</w:t>
+      </w:r>
+      <w:proofErr w:type="spellEnd"/>
+      <w:r>
+        <w:t>（</w:t>
+      </w:r>
+      <w:proofErr w:type="spellStart"/>
+      <w:r>
+        <w:t>pnpm</w:t>
+      </w:r>
+      <w:proofErr w:type="spellEnd"/>
+      <w:r>
+        <w:t xml:space="preserve"> workspace）</w:t>
       </w:r>
     </w:p>
     <w:p>
       <w:pPr>
         <w:spacing w:before="60" w:after="60"/>
         <w:ind w:left="120"/>
+        <w:rPr>
+          <w:rFonts w:hint="eastAsia"/>
+        </w:rPr>
       </w:pPr>
       <w:r>
         <w:rPr>
@@ -223,13 +400,40 @@
         <w:t>• 多端开发：</w:t>
       </w:r>
       <w:r>
-        <w:t>UNI-APP 跨端开发（微信小程序 / 百度小程序 / H5）、Electron；Vue SSR 同构渲染（vue-server-renderer + Express）</w:t>
+        <w:t xml:space="preserve">UNI-APP </w:t>
+      </w:r>
+      <w:proofErr w:type="gramStart"/>
+      <w:r>
+        <w:t>跨端开发</w:t>
+      </w:r>
+      <w:proofErr w:type="gramEnd"/>
+      <w:r>
+        <w:t>（</w:t>
+      </w:r>
+      <w:proofErr w:type="gramStart"/>
+      <w:r>
+        <w:t>微信小</w:t>
+      </w:r>
+      <w:proofErr w:type="gramEnd"/>
+      <w:r>
+        <w:t>程序 / 百度小程序 / H5）、Electron；Vue SSR 同构渲染（</w:t>
+      </w:r>
+      <w:proofErr w:type="spellStart"/>
+      <w:r>
+        <w:t>vue</w:t>
+      </w:r>
+      <w:proofErr w:type="spellEnd"/>
+      <w:r>
+        <w:t>-server-renderer + Express）</w:t>
       </w:r>
     </w:p>
     <w:p>
       <w:pPr>
         <w:spacing w:before="60" w:after="60"/>
         <w:ind w:left="120"/>
+        <w:rPr>
+          <w:rFonts w:hint="eastAsia"/>
+        </w:rPr>
       </w:pPr>
       <w:r>
         <w:rPr>
@@ -240,13 +444,32 @@
         <w:t>• UI / 可视化：</w:t>
       </w:r>
       <w:r>
-        <w:t>Element Plus / Ant Design Vue / iView / Vant；ECharts（含地图下钻、Rich Text 标注）、v-charts、AntV、heatmap.js</w:t>
+        <w:t>Element Plus / Ant Design Vue / iView / Vant；</w:t>
+      </w:r>
+      <w:proofErr w:type="spellStart"/>
+      <w:r>
+        <w:t>ECharts</w:t>
+      </w:r>
+      <w:proofErr w:type="spellEnd"/>
+      <w:r>
+        <w:t>（含地图下钻、Rich Text 标注）、v-charts、</w:t>
+      </w:r>
+      <w:proofErr w:type="spellStart"/>
+      <w:r>
+        <w:t>AntV</w:t>
+      </w:r>
+      <w:proofErr w:type="spellEnd"/>
+      <w:r>
+        <w:t>、heatmap.js</w:t>
       </w:r>
     </w:p>
     <w:p>
       <w:pPr>
         <w:spacing w:before="60" w:after="60"/>
         <w:ind w:left="120"/>
+        <w:rPr>
+          <w:rFonts w:hint="eastAsia"/>
+        </w:rPr>
       </w:pPr>
       <w:r>
         <w:rPr>
@@ -257,13 +480,32 @@
         <w:t>• 性能 &amp; 多线程：</w:t>
       </w:r>
       <w:r>
-        <w:t>Web Worker / SharedWorker / Service Worker；SparkMD5 分片校验；RxJS 在请求层 / 错误流 / 防重复提交场景的应用；虚拟滚动</w:t>
+        <w:t xml:space="preserve">Web Worker / </w:t>
+      </w:r>
+      <w:proofErr w:type="spellStart"/>
+      <w:r>
+        <w:t>SharedWorker</w:t>
+      </w:r>
+      <w:proofErr w:type="spellEnd"/>
+      <w:r>
+        <w:t xml:space="preserve"> / Service Worker；SparkMD5 分片校验；</w:t>
+      </w:r>
+      <w:proofErr w:type="spellStart"/>
+      <w:r>
+        <w:t>RxJS</w:t>
+      </w:r>
+      <w:proofErr w:type="spellEnd"/>
+      <w:r>
+        <w:t xml:space="preserve"> 在请求层 / 错误流 / 防重复提交场景的应用；虚拟滚动</w:t>
       </w:r>
     </w:p>
     <w:p>
       <w:pPr>
         <w:spacing w:before="60" w:after="60"/>
         <w:ind w:left="120"/>
+        <w:rPr>
+          <w:rFonts w:hint="eastAsia"/>
+        </w:rPr>
       </w:pPr>
       <w:r>
         <w:rPr>
@@ -274,17 +516,44 @@
         <w:t>• 网络 &amp; 状态：</w:t>
       </w:r>
       <w:r>
-        <w:t xml:space="preserve">Axios 拦截器深度封装（鉴权、Token 续期、CancelToken 防竞态）；STOMP </w:t>
+        <w:t>Axios 拦截器深度封装（鉴权、Token 续期、</w:t>
+      </w:r>
+      <w:proofErr w:type="spellStart"/>
+      <w:r>
+        <w:t>CancelToken</w:t>
+      </w:r>
+      <w:proofErr w:type="spellEnd"/>
+      <w:r>
+        <w:t xml:space="preserve"> </w:t>
+      </w:r>
+      <w:proofErr w:type="gramStart"/>
+      <w:r>
+        <w:t>防竞态</w:t>
+      </w:r>
+      <w:proofErr w:type="gramEnd"/>
+      <w:r>
+        <w:t xml:space="preserve">）；STOMP </w:t>
       </w:r>
       <w:r>
         <w:lastRenderedPageBreak/>
-        <w:t>WebSocket；IndexedDB Promise 化 ORM；多级本地缓存策略</w:t>
+        <w:t>WebSocket；</w:t>
+      </w:r>
+      <w:proofErr w:type="spellStart"/>
+      <w:r>
+        <w:t>IndexedDB</w:t>
+      </w:r>
+      <w:proofErr w:type="spellEnd"/>
+      <w:r>
+        <w:t xml:space="preserve"> Promise 化 ORM；多级本地缓存策略</w:t>
       </w:r>
     </w:p>
     <w:p>
       <w:pPr>
         <w:spacing w:before="60" w:after="60"/>
         <w:ind w:left="120"/>
+        <w:rPr>
+          <w:rFonts w:hint="eastAsia"/>
+        </w:rPr>
       </w:pPr>
       <w:r>
         <w:rPr>
@@ -295,13 +564,24 @@
         <w:t>• 垂直能力：</w:t>
       </w:r>
       <w:r>
-        <w:t>Cornerstone.js 系列（core / tools / wado-image-loader）DICOM 医学影像；KFB 数字切片格式；ABP Framework 多租户企业系统集成</w:t>
+        <w:t xml:space="preserve">Cornerstone.js 系列（core / tools / </w:t>
+      </w:r>
+      <w:proofErr w:type="spellStart"/>
+      <w:r>
+        <w:t>wado</w:t>
+      </w:r>
+      <w:proofErr w:type="spellEnd"/>
+      <w:r>
+        <w:t>-image-loader）DICOM 医学影像；KFB 数字切片格式；ABP Framework 多租户企业系统集成</w:t>
       </w:r>
     </w:p>
     <w:p>
       <w:pPr>
         <w:spacing w:before="60" w:after="60"/>
         <w:ind w:left="120"/>
+        <w:rPr>
+          <w:rFonts w:hint="eastAsia"/>
+        </w:rPr>
       </w:pPr>
       <w:r>
         <w:rPr>
@@ -321,6 +601,9 @@
           <w:bottom w:val="single" w:sz="12" w:space="4" w:color="2E75B6"/>
         </w:pBdr>
         <w:spacing w:before="240" w:after="120"/>
+        <w:rPr>
+          <w:rFonts w:hint="eastAsia"/>
+        </w:rPr>
       </w:pPr>
       <w:r>
         <w:rPr>
@@ -339,6 +622,9 @@
           <w:tab w:val="right" w:pos="9026"/>
         </w:tabs>
         <w:spacing w:before="180" w:after="80"/>
+        <w:rPr>
+          <w:rFonts w:hint="eastAsia"/>
+        </w:rPr>
       </w:pPr>
       <w:r>
         <w:rPr>
@@ -405,6 +691,9 @@
     <w:p>
       <w:pPr>
         <w:spacing w:before="40" w:after="80"/>
+        <w:rPr>
+          <w:rFonts w:hint="eastAsia"/>
+        </w:rPr>
       </w:pPr>
       <w:r>
         <w:rPr>
@@ -426,6 +715,9 @@
     <w:p>
       <w:pPr>
         <w:spacing w:before="140" w:after="60"/>
+        <w:rPr>
+          <w:rFonts w:hint="eastAsia"/>
+        </w:rPr>
       </w:pPr>
       <w:r>
         <w:rPr>
@@ -445,125 +737,9 @@
           <w:sz w:val="22"/>
           <w:szCs w:val="22"/>
         </w:rPr>
-        <w:t>项目一：PIMS 病理信息管理系统</w:t>
-      </w:r>
-      <w:r>
-        <w:rPr>
-          <w:i/>
-          <w:iCs/>
-          <w:color w:val="595959"/>
-          <w:sz w:val="19"/>
-          <w:szCs w:val="19"/>
-        </w:rPr>
-        <w:t xml:space="preserve">   （Vue 3 + Webpack 5 + Element Plus + Vuex 4 + UnoCSS）</w:t>
-      </w:r>
-    </w:p>
-    <w:p>
-      <w:pPr>
-        <w:spacing w:before="40" w:after="40"/>
-        <w:ind w:left="240" w:hanging="240"/>
-      </w:pPr>
-      <w:r>
-        <w:rPr>
-          <w:b/>
-          <w:bCs/>
-          <w:color w:val="2E75B6"/>
-        </w:rPr>
-        <w:t xml:space="preserve">▸ </w:t>
-      </w:r>
-      <w:r>
-        <w:rPr>
-          <w:b/>
-          <w:bCs/>
-        </w:rPr>
-        <w:t>项目背景</w:t>
-      </w:r>
-      <w:r>
-        <w:t>：面向医院病理科的全流程信息化平台，覆盖登记、取材、制片、诊断、报告、归档、质控等 30+ 业务模块，支持多院区、多角色、多主题；代码规模 1455+ 文件，服务多家三甲医院。</w:t>
-      </w:r>
-    </w:p>
-    <w:p>
-      <w:pPr>
-        <w:spacing w:before="40" w:after="40"/>
-        <w:ind w:left="240" w:hanging="240"/>
-      </w:pPr>
-      <w:r>
-        <w:rPr>
-          <w:b/>
-          <w:bCs/>
-          <w:color w:val="2E75B6"/>
-        </w:rPr>
-        <w:t xml:space="preserve">▸ </w:t>
-      </w:r>
-      <w:r>
-        <w:t>主导前端架构与工程化体系：Webpack 5 splitChunks 按需分包 + UnoCSS 原子化 + git-revision 版本注入，首屏 JS 体积下降约 35%。</w:t>
-      </w:r>
-    </w:p>
-    <w:p>
-      <w:pPr>
-        <w:spacing w:before="40" w:after="40"/>
-        <w:ind w:left="240" w:hanging="240"/>
-      </w:pPr>
-      <w:r>
-        <w:rPr>
-          <w:b/>
-          <w:bCs/>
-          <w:color w:val="2E75B6"/>
-        </w:rPr>
-        <w:t xml:space="preserve">▸ </w:t>
-      </w:r>
-      <w:r>
-        <w:t>设计四层动态路由权限系统（白名单 / 接口菜单 / 角色差异化 / 业务模块独立），forkJoin 并行初始化 + router.addRoute 运行时注入，覆盖 30+ 模块页面级 + 按钮级双重鉴权。</w:t>
-      </w:r>
-    </w:p>
-    <w:p>
-      <w:pPr>
-        <w:spacing w:before="40" w:after="40"/>
-        <w:ind w:left="240" w:hanging="240"/>
-      </w:pPr>
-      <w:r>
-        <w:rPr>
-          <w:b/>
-          <w:bCs/>
-          <w:color w:val="2E75B6"/>
-        </w:rPr>
-        <w:t xml:space="preserve">▸ </w:t>
-      </w:r>
-      <w:r>
-        <w:t>引入 SharedWorker 实现多 Tab 登录态同步；自封装 IndexedDB Promise ORM（20+ ObjectStore）实现搜索历史 / 报告草稿 / 棋盘缓存等分层本地缓存。</w:t>
-      </w:r>
-    </w:p>
-    <w:p>
-      <w:pPr>
-        <w:spacing w:before="40" w:after="40"/>
-        <w:ind w:left="240" w:hanging="240"/>
-      </w:pPr>
-      <w:r>
-        <w:rPr>
-          <w:b/>
-          <w:bCs/>
-          <w:color w:val="2E75B6"/>
-        </w:rPr>
-        <w:t xml:space="preserve">▸ </w:t>
-      </w:r>
-      <w:r>
-        <w:t>在 HTTP 拦截 / 防重提交 / WebSocket 状态流转等场景精准引入 RxJS（Subject + throttleTime 合并错误、Map + setTimeout 幂等锁、distinctUntilChanged）。</w:t>
-      </w:r>
-    </w:p>
-    <w:p>
-      <w:pPr>
-        <w:spacing w:before="140" w:after="60"/>
-      </w:pPr>
-      <w:r>
-        <w:rPr>
-          <w:b/>
-          <w:bCs/>
-          <w:color w:val="2E75B6"/>
-          <w:sz w:val="22"/>
-          <w:szCs w:val="22"/>
-        </w:rPr>
-        <w:t xml:space="preserve">▎ </w:t>
-      </w:r>
+        <w:t>项目</w:t>
+      </w:r>
+      <w:proofErr w:type="gramStart"/>
       <w:r>
         <w:rPr>
           <w:b/>
@@ -572,7 +748,18 @@
           <w:sz w:val="22"/>
           <w:szCs w:val="22"/>
         </w:rPr>
-        <w:t>项目二：实验室数据管理平台</w:t>
+        <w:t>一</w:t>
+      </w:r>
+      <w:proofErr w:type="gramEnd"/>
+      <w:r>
+        <w:rPr>
+          <w:b/>
+          <w:bCs/>
+          <w:color w:val="1F4E79"/>
+          <w:sz w:val="22"/>
+          <w:szCs w:val="22"/>
+        </w:rPr>
+        <w:t>：PIMS 病理信息管理系统</w:t>
       </w:r>
       <w:r>
         <w:rPr>
@@ -582,13 +769,60 @@
           <w:sz w:val="19"/>
           <w:szCs w:val="19"/>
         </w:rPr>
-        <w:t xml:space="preserve">   （Vue 2.7 + TypeScript + Vuex + ABP Framework + Webpack）</w:t>
+        <w:t xml:space="preserve">   （Vue 3 + Webpack 5 + Element Plus + </w:t>
+      </w:r>
+      <w:proofErr w:type="spellStart"/>
+      <w:r>
+        <w:rPr>
+          <w:i/>
+          <w:iCs/>
+          <w:color w:val="595959"/>
+          <w:sz w:val="19"/>
+          <w:szCs w:val="19"/>
+        </w:rPr>
+        <w:t>Vuex</w:t>
+      </w:r>
+      <w:proofErr w:type="spellEnd"/>
+      <w:r>
+        <w:rPr>
+          <w:i/>
+          <w:iCs/>
+          <w:color w:val="595959"/>
+          <w:sz w:val="19"/>
+          <w:szCs w:val="19"/>
+        </w:rPr>
+        <w:t xml:space="preserve"> 4 + </w:t>
+      </w:r>
+      <w:proofErr w:type="spellStart"/>
+      <w:r>
+        <w:rPr>
+          <w:i/>
+          <w:iCs/>
+          <w:color w:val="595959"/>
+          <w:sz w:val="19"/>
+          <w:szCs w:val="19"/>
+        </w:rPr>
+        <w:t>UnoCSS</w:t>
+      </w:r>
+      <w:proofErr w:type="spellEnd"/>
+      <w:r>
+        <w:rPr>
+          <w:i/>
+          <w:iCs/>
+          <w:color w:val="595959"/>
+          <w:sz w:val="19"/>
+          <w:szCs w:val="19"/>
+        </w:rPr>
+        <w:t>）</w:t>
       </w:r>
     </w:p>
     <w:p>
       <w:pPr>
         <w:spacing w:before="40" w:after="40"/>
         <w:ind w:left="240" w:hanging="240"/>
+        <w:rPr>
+          <w:rFonts w:hint="eastAsia"/>
+        </w:rPr>
       </w:pPr>
       <w:r>
         <w:rPr>
@@ -606,13 +840,16 @@
         <w:t>项目背景</w:t>
       </w:r>
       <w:r>
-        <w:t>：多租户企业级实验室数据管理平台，对接 ABP Framework 后端，支持域账号 SSO 与平台账号双模式登录，服务多家集团客户。</w:t>
+        <w:t>：面向医院病理科的全流程信息化平台，覆盖登记、取材、制片、诊断、报告、归档、质控等 30+ 业务模块，支持多院区、多角色、多主题；代码规模 1455+ 文件，服务多家三甲医院。</w:t>
       </w:r>
     </w:p>
     <w:p>
       <w:pPr>
         <w:spacing w:before="40" w:after="40"/>
         <w:ind w:left="240" w:hanging="240"/>
+        <w:rPr>
+          <w:rFonts w:hint="eastAsia"/>
+        </w:rPr>
       </w:pPr>
       <w:r>
         <w:rPr>
@@ -623,13 +860,32 @@
         <w:t xml:space="preserve">▸ </w:t>
       </w:r>
       <w:r>
-        <w:t>SSO + 平台账号双模式登录闭环：URL code 换 token + AES 加密密码登录 ABP；localStorage 记录已消费 OAuth code 防幂等问题，流程封装于 Vuex action 链对调用方透明。</w:t>
+        <w:t xml:space="preserve">主导前端架构与工程化体系：Webpack 5 </w:t>
+      </w:r>
+      <w:proofErr w:type="spellStart"/>
+      <w:r>
+        <w:t>splitChunks</w:t>
+      </w:r>
+      <w:proofErr w:type="spellEnd"/>
+      <w:r>
+        <w:t xml:space="preserve"> 按需分包 + </w:t>
+      </w:r>
+      <w:proofErr w:type="spellStart"/>
+      <w:r>
+        <w:t>UnoCSS</w:t>
+      </w:r>
+      <w:proofErr w:type="spellEnd"/>
+      <w:r>
+        <w:t xml:space="preserve"> 原子化 + git-revision 版本注入，首屏 JS 体积下降约 35%。</w:t>
       </w:r>
     </w:p>
     <w:p>
       <w:pPr>
         <w:spacing w:before="40" w:after="40"/>
         <w:ind w:left="240" w:hanging="240"/>
+        <w:rPr>
+          <w:rFonts w:hint="eastAsia"/>
+        </w:rPr>
       </w:pPr>
       <w:r>
         <w:rPr>
@@ -640,13 +896,48 @@
         <w:t xml:space="preserve">▸ </w:t>
       </w:r>
       <w:r>
-        <w:t>深度集成 ABP Framework：启动时拉取全局配置（权限 / 本地化 / 多租户）深度合并至 abp 对象再挂载 Vue；Axios 自动注入 TenantId / Culture 等 Header，多租户对业务代码无感。</w:t>
+        <w:t>设计四层动态路由权限系统（白名单 / 接口菜单 / 角色差异化 / 业务模块独立），</w:t>
+      </w:r>
+      <w:proofErr w:type="spellStart"/>
+      <w:r>
+        <w:t>forkJoin</w:t>
+      </w:r>
+      <w:proofErr w:type="spellEnd"/>
+      <w:r>
+        <w:t xml:space="preserve"> 并行初始化 + </w:t>
+      </w:r>
+      <w:proofErr w:type="spellStart"/>
+      <w:r>
+        <w:t>router.addRoute</w:t>
+      </w:r>
+      <w:proofErr w:type="spellEnd"/>
+      <w:r>
+        <w:t xml:space="preserve"> 运行时注入，覆盖 30+ 模块</w:t>
+      </w:r>
+      <w:proofErr w:type="gramStart"/>
+      <w:r>
+        <w:t>页面级</w:t>
+      </w:r>
+      <w:proofErr w:type="gramEnd"/>
+      <w:r>
+        <w:t xml:space="preserve"> + </w:t>
+      </w:r>
+      <w:proofErr w:type="gramStart"/>
+      <w:r>
+        <w:t>按钮级</w:t>
+      </w:r>
+      <w:proofErr w:type="gramEnd"/>
+      <w:r>
+        <w:t>双重鉴权。</w:t>
       </w:r>
     </w:p>
     <w:p>
       <w:pPr>
         <w:spacing w:before="40" w:after="40"/>
         <w:ind w:left="240" w:hanging="240"/>
+        <w:rPr>
+          <w:rFonts w:hint="eastAsia"/>
+        </w:rPr>
       </w:pPr>
       <w:r>
         <w:rPr>
@@ -657,17 +948,40 @@
         <w:t xml:space="preserve">▸ </w:t>
       </w:r>
       <w:r>
-        <w:t xml:space="preserve">搭建多环境 + 多业务变体构建体系（7 套 .env + 入口组件级条件替换）；以构建时间戳替代 </w:t>
-      </w:r>
-      <w:r>
-        <w:lastRenderedPageBreak/>
-        <w:t>contenthash 解决 CDN 强缓存场景下发版更新问题，用户自动加载最新版本。</w:t>
+        <w:t xml:space="preserve">引入 </w:t>
+      </w:r>
+      <w:proofErr w:type="spellStart"/>
+      <w:r>
+        <w:t>SharedWorker</w:t>
+      </w:r>
+      <w:proofErr w:type="spellEnd"/>
+      <w:r>
+        <w:t xml:space="preserve"> 实现多 Tab 登录态同步；自封装 </w:t>
+      </w:r>
+      <w:proofErr w:type="spellStart"/>
+      <w:r>
+        <w:t>IndexedDB</w:t>
+      </w:r>
+      <w:proofErr w:type="spellEnd"/>
+      <w:r>
+        <w:t xml:space="preserve"> Promise ORM（20+ </w:t>
+      </w:r>
+      <w:proofErr w:type="spellStart"/>
+      <w:r>
+        <w:t>ObjectStore</w:t>
+      </w:r>
+      <w:proofErr w:type="spellEnd"/>
+      <w:r>
+        <w:t>）实现搜索历史 / 报告草稿 / 棋盘缓存等分层本地缓存。</w:t>
       </w:r>
     </w:p>
     <w:p>
       <w:pPr>
         <w:spacing w:before="40" w:after="40"/>
         <w:ind w:left="240" w:hanging="240"/>
+        <w:rPr>
+          <w:rFonts w:hint="eastAsia"/>
+        </w:rPr>
       </w:pPr>
       <w:r>
         <w:rPr>
@@ -678,7 +992,295 @@
         <w:t xml:space="preserve">▸ </w:t>
       </w:r>
       <w:r>
-        <w:t>通过 Webpack ProvidePlugin 封装全局工具库（配套 TS 声明）；针对大数据量场景制定 iView Table / VXE-Table（虚拟滚动）分层选型策略。</w:t>
+        <w:t xml:space="preserve">在 HTTP 拦截 / </w:t>
+      </w:r>
+      <w:proofErr w:type="gramStart"/>
+      <w:r>
+        <w:t>防重提交</w:t>
+      </w:r>
+      <w:proofErr w:type="gramEnd"/>
+      <w:r>
+        <w:t xml:space="preserve"> / WebSocket 状态流转等场景精准引入 </w:t>
+      </w:r>
+      <w:proofErr w:type="spellStart"/>
+      <w:r>
+        <w:t>RxJS</w:t>
+      </w:r>
+      <w:proofErr w:type="spellEnd"/>
+      <w:r>
+        <w:t xml:space="preserve">（Subject + </w:t>
+      </w:r>
+      <w:proofErr w:type="spellStart"/>
+      <w:r>
+        <w:t>throttleTime</w:t>
+      </w:r>
+      <w:proofErr w:type="spellEnd"/>
+      <w:r>
+        <w:t xml:space="preserve"> 合并错误、Map + </w:t>
+      </w:r>
+      <w:proofErr w:type="spellStart"/>
+      <w:r>
+        <w:t>setTimeout</w:t>
+      </w:r>
+      <w:proofErr w:type="spellEnd"/>
+      <w:r>
+        <w:t xml:space="preserve"> </w:t>
+      </w:r>
+      <w:proofErr w:type="gramStart"/>
+      <w:r>
+        <w:t>幂</w:t>
+      </w:r>
+      <w:proofErr w:type="gramEnd"/>
+      <w:r>
+        <w:t>等锁、</w:t>
+      </w:r>
+      <w:proofErr w:type="spellStart"/>
+      <w:r>
+        <w:t>distinctUntilChanged</w:t>
+      </w:r>
+      <w:proofErr w:type="spellEnd"/>
+      <w:r>
+        <w:t>）。</w:t>
+      </w:r>
+    </w:p>
+    <w:p>
+      <w:pPr>
+        <w:spacing w:before="140" w:after="60"/>
+        <w:rPr>
+          <w:rFonts w:hint="eastAsia"/>
+        </w:rPr>
+      </w:pPr>
+      <w:r>
+        <w:rPr>
+          <w:b/>
+          <w:bCs/>
+          <w:color w:val="2E75B6"/>
+          <w:sz w:val="22"/>
+          <w:szCs w:val="22"/>
+        </w:rPr>
+        <w:t xml:space="preserve">▎ </w:t>
+      </w:r>
+      <w:r>
+        <w:rPr>
+          <w:b/>
+          <w:bCs/>
+          <w:color w:val="1F4E79"/>
+          <w:sz w:val="22"/>
+          <w:szCs w:val="22"/>
+        </w:rPr>
+        <w:t>项目二：实验室数据管理平台</w:t>
+      </w:r>
+      <w:r>
+        <w:rPr>
+          <w:i/>
+          <w:iCs/>
+          <w:color w:val="595959"/>
+          <w:sz w:val="19"/>
+          <w:szCs w:val="19"/>
+        </w:rPr>
+        <w:t xml:space="preserve">   （Vue 2.7 + TypeScript + </w:t>
+      </w:r>
+      <w:proofErr w:type="spellStart"/>
+      <w:r>
+        <w:rPr>
+          <w:i/>
+          <w:iCs/>
+          <w:color w:val="595959"/>
+          <w:sz w:val="19"/>
+          <w:szCs w:val="19"/>
+        </w:rPr>
+        <w:t>Vuex</w:t>
+      </w:r>
+      <w:proofErr w:type="spellEnd"/>
+      <w:r>
+        <w:rPr>
+          <w:i/>
+          <w:iCs/>
+          <w:color w:val="595959"/>
+          <w:sz w:val="19"/>
+          <w:szCs w:val="19"/>
+        </w:rPr>
+        <w:t xml:space="preserve"> + ABP Framework + Webpack）</w:t>
+      </w:r>
+    </w:p>
+    <w:p>
+      <w:pPr>
+        <w:spacing w:before="40" w:after="40"/>
+        <w:ind w:left="240" w:hanging="240"/>
+        <w:rPr>
+          <w:rFonts w:hint="eastAsia"/>
+        </w:rPr>
+      </w:pPr>
+      <w:r>
+        <w:rPr>
+          <w:b/>
+          <w:bCs/>
+          <w:color w:val="2E75B6"/>
+        </w:rPr>
+        <w:t xml:space="preserve">▸ </w:t>
+      </w:r>
+      <w:r>
+        <w:rPr>
+          <w:b/>
+          <w:bCs/>
+        </w:rPr>
+        <w:t>项目背景</w:t>
+      </w:r>
+      <w:r>
+        <w:t>：多租户企业级实验室数据管理平台，对接 ABP Framework 后端，支持域账号 SSO 与平台账号双模式登录，服务多家集团客户。</w:t>
+      </w:r>
+    </w:p>
+    <w:p>
+      <w:pPr>
+        <w:spacing w:before="40" w:after="40"/>
+        <w:ind w:left="240" w:hanging="240"/>
+        <w:rPr>
+          <w:rFonts w:hint="eastAsia"/>
+        </w:rPr>
+      </w:pPr>
+      <w:r>
+        <w:rPr>
+          <w:b/>
+          <w:bCs/>
+          <w:color w:val="2E75B6"/>
+        </w:rPr>
+        <w:t xml:space="preserve">▸ </w:t>
+      </w:r>
+      <w:r>
+        <w:t>SSO + 平台账号双模式登录闭环：URL code 换 token + AES 加密密码登录 ABP；</w:t>
+      </w:r>
+      <w:proofErr w:type="spellStart"/>
+      <w:r>
+        <w:t>localStorage</w:t>
+      </w:r>
+      <w:proofErr w:type="spellEnd"/>
+      <w:r>
+        <w:t xml:space="preserve"> 记录已消费 OAuth code 防</w:t>
+      </w:r>
+      <w:proofErr w:type="gramStart"/>
+      <w:r>
+        <w:t>幂</w:t>
+      </w:r>
+      <w:proofErr w:type="gramEnd"/>
+      <w:r>
+        <w:t xml:space="preserve">等问题，流程封装于 </w:t>
+      </w:r>
+      <w:proofErr w:type="spellStart"/>
+      <w:r>
+        <w:t>Vuex</w:t>
+      </w:r>
+      <w:proofErr w:type="spellEnd"/>
+      <w:r>
+        <w:t xml:space="preserve"> action 链对调用方透明。</w:t>
+      </w:r>
+    </w:p>
+    <w:p>
+      <w:pPr>
+        <w:spacing w:before="40" w:after="40"/>
+        <w:ind w:left="240" w:hanging="240"/>
+        <w:rPr>
+          <w:rFonts w:hint="eastAsia"/>
+        </w:rPr>
+      </w:pPr>
+      <w:r>
+        <w:rPr>
+          <w:b/>
+          <w:bCs/>
+          <w:color w:val="2E75B6"/>
+        </w:rPr>
+        <w:t xml:space="preserve">▸ </w:t>
+      </w:r>
+      <w:r>
+        <w:t xml:space="preserve">深度集成 ABP Framework：启动时拉取全局配置（权限 / 本地化 / 多租户）深度合并至 </w:t>
+      </w:r>
+      <w:proofErr w:type="spellStart"/>
+      <w:r>
+        <w:t>abp</w:t>
+      </w:r>
+      <w:proofErr w:type="spellEnd"/>
+      <w:r>
+        <w:t xml:space="preserve"> 对象再挂载 Vue；Axios 自动注入 </w:t>
+      </w:r>
+      <w:proofErr w:type="spellStart"/>
+      <w:r>
+        <w:t>TenantId</w:t>
+      </w:r>
+      <w:proofErr w:type="spellEnd"/>
+      <w:r>
+        <w:t xml:space="preserve"> / Culture 等 Header，多租户对业务代码无感。</w:t>
+      </w:r>
+    </w:p>
+    <w:p>
+      <w:pPr>
+        <w:spacing w:before="40" w:after="40"/>
+        <w:ind w:left="240" w:hanging="240"/>
+        <w:rPr>
+          <w:rFonts w:hint="eastAsia"/>
+        </w:rPr>
+      </w:pPr>
+      <w:r>
+        <w:rPr>
+          <w:b/>
+          <w:bCs/>
+          <w:color w:val="2E75B6"/>
+        </w:rPr>
+        <w:t xml:space="preserve">▸ </w:t>
+      </w:r>
+      <w:r>
+        <w:t>搭建</w:t>
+      </w:r>
+      <w:proofErr w:type="gramStart"/>
+      <w:r>
+        <w:t>多环境</w:t>
+      </w:r>
+      <w:proofErr w:type="gramEnd"/>
+      <w:r>
+        <w:t xml:space="preserve"> + 多业务变体构建体系（7 套 .env + 入口</w:t>
+      </w:r>
+      <w:proofErr w:type="gramStart"/>
+      <w:r>
+        <w:t>组件级条件</w:t>
+      </w:r>
+      <w:proofErr w:type="gramEnd"/>
+      <w:r>
+        <w:t xml:space="preserve">替换）；以构建时间戳替代 </w:t>
+      </w:r>
+      <w:proofErr w:type="spellStart"/>
+      <w:r>
+        <w:lastRenderedPageBreak/>
+        <w:t>contenthash</w:t>
+      </w:r>
+      <w:proofErr w:type="spellEnd"/>
+      <w:r>
+        <w:t xml:space="preserve"> 解决 CDN 强缓存场景下发版更新问题，用户自动加载最新版本。</w:t>
+      </w:r>
+    </w:p>
+    <w:p>
+      <w:pPr>
+        <w:spacing w:before="40" w:after="40"/>
+        <w:ind w:left="240" w:hanging="240"/>
+        <w:rPr>
+          <w:rFonts w:hint="eastAsia"/>
+        </w:rPr>
+      </w:pPr>
+      <w:r>
+        <w:rPr>
+          <w:b/>
+          <w:bCs/>
+          <w:color w:val="2E75B6"/>
+        </w:rPr>
+        <w:t xml:space="preserve">▸ </w:t>
+      </w:r>
+      <w:r>
+        <w:t xml:space="preserve">通过 Webpack </w:t>
+      </w:r>
+      <w:proofErr w:type="spellStart"/>
+      <w:r>
+        <w:t>ProvidePlugin</w:t>
+      </w:r>
+      <w:proofErr w:type="spellEnd"/>
+      <w:r>
+        <w:t xml:space="preserve"> 封装全局工具库（配套 TS 声明）；针对大数据量场景制定 iView Table / VXE-Table（虚拟滚动）分层选型策略。</w:t>
       </w:r>
     </w:p>
     <w:p>
@@ -691,6 +1293,7 @@
           <w:rFonts w:hint="eastAsia"/>
         </w:rPr>
       </w:pPr>
+      <w:proofErr w:type="spellStart"/>
       <w:r>
         <w:rPr>
           <w:rFonts w:hint="eastAsia"/>
@@ -701,6 +1304,7 @@
         </w:rPr>
         <w:t>FancyTech</w:t>
       </w:r>
+      <w:proofErr w:type="spellEnd"/>
       <w:r>
         <w:rPr>
           <w:b/>
@@ -767,6 +1371,9 @@
     <w:p>
       <w:pPr>
         <w:spacing w:before="40" w:after="80"/>
+        <w:rPr>
+          <w:rFonts w:hint="eastAsia"/>
+        </w:rPr>
       </w:pPr>
       <w:r>
         <w:rPr>
@@ -788,6 +1395,9 @@
     <w:p>
       <w:pPr>
         <w:spacing w:before="140" w:after="60"/>
+        <w:rPr>
+          <w:rFonts w:hint="eastAsia"/>
+        </w:rPr>
       </w:pPr>
       <w:r>
         <w:rPr>
@@ -807,125 +1417,9 @@
           <w:sz w:val="22"/>
           <w:szCs w:val="22"/>
         </w:rPr>
-        <w:t>项目三：Dell / Alienware 品牌电商小程序</w:t>
-      </w:r>
-      <w:r>
-        <w:rPr>
-          <w:i/>
-          <w:iCs/>
-          <w:color w:val="595959"/>
-          <w:sz w:val="19"/>
-          <w:szCs w:val="19"/>
-        </w:rPr>
-        <w:t xml:space="preserve">   （Vue 2 + UNI-APP + Vuex，微信 / 百度 / H5 三端同构）</w:t>
-      </w:r>
-    </w:p>
-    <w:p>
-      <w:pPr>
-        <w:spacing w:before="40" w:after="40"/>
-        <w:ind w:left="240" w:hanging="240"/>
-      </w:pPr>
-      <w:r>
-        <w:rPr>
-          <w:b/>
-          <w:bCs/>
-          <w:color w:val="2E75B6"/>
-        </w:rPr>
-        <w:t xml:space="preserve">▸ </w:t>
-      </w:r>
-      <w:r>
-        <w:rPr>
-          <w:b/>
-          <w:bCs/>
-        </w:rPr>
-        <w:t>项目背景</w:t>
-      </w:r>
-      <w:r>
-        <w:t>：Dell 与 Alienware 双品牌电商小程序，覆盖完整电商交易链路（商品、SKU、购物车、订单、退换货、优惠券、VIP 会员、直播等），100+ API 接口、10+ 业务模块。</w:t>
-      </w:r>
-    </w:p>
-    <w:p>
-      <w:pPr>
-        <w:spacing w:before="40" w:after="40"/>
-        <w:ind w:left="240" w:hanging="240"/>
-      </w:pPr>
-      <w:r>
-        <w:rPr>
-          <w:b/>
-          <w:bCs/>
-          <w:color w:val="2E75B6"/>
-        </w:rPr>
-        <w:t xml:space="preserve">▸ </w:t>
-      </w:r>
-      <w:r>
-        <w:t>搭建"多品牌 × 多平台"一码多发架构：UNI-APP 条件编译实现 2 品牌 × 3 平台 = 6 套产物单仓库输出；封装 build.js 多品牌打包脚本一键完成 AppID 切换 → 编译 → 输出全流程。</w:t>
-      </w:r>
-    </w:p>
-    <w:p>
-      <w:pPr>
-        <w:spacing w:before="40" w:after="40"/>
-        <w:ind w:left="240" w:hanging="240"/>
-      </w:pPr>
-      <w:r>
-        <w:rPr>
-          <w:b/>
-          <w:bCs/>
-          <w:color w:val="2E75B6"/>
-        </w:rPr>
-        <w:t xml:space="preserve">▸ </w:t>
-      </w:r>
-      <w:r>
-        <w:t>封装统一请求中间件：动态切换 API BaseURL 消除硬编码误发布风险；Token 401 静默重登 + autoLoginLoading 请求锁解决并发过期场景；请求头自动注入 12 个字段。</w:t>
-      </w:r>
-    </w:p>
-    <w:p>
-      <w:pPr>
-        <w:spacing w:before="40" w:after="40"/>
-        <w:ind w:left="240" w:hanging="240"/>
-      </w:pPr>
-      <w:r>
-        <w:rPr>
-          <w:b/>
-          <w:bCs/>
-          <w:color w:val="2E75B6"/>
-        </w:rPr>
-        <w:t xml:space="preserve">▸ </w:t>
-      </w:r>
-      <w:r>
-        <w:t>治理 4 套埋点 SDK（神策 / EUB / JiNGsocial / SR）登录后集中初始化与身份同步；自研 observeExpOnce 基于 IntersectionObserver 实现商品卡片精准曝光埋点。</w:t>
-      </w:r>
-    </w:p>
-    <w:p>
-      <w:pPr>
-        <w:spacing w:before="40" w:after="40"/>
-        <w:ind w:left="240" w:hanging="240"/>
-      </w:pPr>
-      <w:r>
-        <w:rPr>
-          <w:b/>
-          <w:bCs/>
-          <w:color w:val="2E75B6"/>
-        </w:rPr>
-        <w:t xml:space="preserve">▸ </w:t>
-      </w:r>
-      <w:r>
-        <w:t>小程序专项能力：VIP 会员体系登录态分层管理；订阅消息二维 tmplId 映射表统一管理近百 ID；Canvas 海报生成（roundRect / drawText / 远程图 base64）；跨小程序导航 + H5 降级适配。</w:t>
-      </w:r>
-    </w:p>
-    <w:p>
-      <w:pPr>
-        <w:spacing w:before="140" w:after="60"/>
-      </w:pPr>
-      <w:r>
-        <w:rPr>
-          <w:b/>
-          <w:bCs/>
-          <w:color w:val="2E75B6"/>
-          <w:sz w:val="22"/>
-          <w:szCs w:val="22"/>
-        </w:rPr>
-        <w:t xml:space="preserve">▎ </w:t>
-      </w:r>
+        <w:t xml:space="preserve">项目三：Dell / Alienware </w:t>
+      </w:r>
+      <w:proofErr w:type="gramStart"/>
       <w:r>
         <w:rPr>
           <w:b/>
@@ -934,7 +1428,18 @@
           <w:sz w:val="22"/>
           <w:szCs w:val="22"/>
         </w:rPr>
-        <w:t>项目四：Fancy BOS 电商后台管理系统</w:t>
+        <w:t>品牌电商小</w:t>
+      </w:r>
+      <w:proofErr w:type="gramEnd"/>
+      <w:r>
+        <w:rPr>
+          <w:b/>
+          <w:bCs/>
+          <w:color w:val="1F4E79"/>
+          <w:sz w:val="22"/>
+          <w:szCs w:val="22"/>
+        </w:rPr>
+        <w:t>程序</w:t>
       </w:r>
       <w:r>
         <w:rPr>
@@ -944,13 +1449,60 @@
           <w:sz w:val="19"/>
           <w:szCs w:val="19"/>
         </w:rPr>
-        <w:t xml:space="preserve">   （Vue 2 + 手工 Webpack 3 + Element UI + ECharts）</w:t>
+        <w:t xml:space="preserve">   （Vue 2 + UNI-APP + </w:t>
+      </w:r>
+      <w:proofErr w:type="spellStart"/>
+      <w:r>
+        <w:rPr>
+          <w:i/>
+          <w:iCs/>
+          <w:color w:val="595959"/>
+          <w:sz w:val="19"/>
+          <w:szCs w:val="19"/>
+        </w:rPr>
+        <w:t>Vuex</w:t>
+      </w:r>
+      <w:proofErr w:type="spellEnd"/>
+      <w:r>
+        <w:rPr>
+          <w:i/>
+          <w:iCs/>
+          <w:color w:val="595959"/>
+          <w:sz w:val="19"/>
+          <w:szCs w:val="19"/>
+        </w:rPr>
+        <w:t>，</w:t>
+      </w:r>
+      <w:proofErr w:type="gramStart"/>
+      <w:r>
+        <w:rPr>
+          <w:i/>
+          <w:iCs/>
+          <w:color w:val="595959"/>
+          <w:sz w:val="19"/>
+          <w:szCs w:val="19"/>
+        </w:rPr>
+        <w:t>微信</w:t>
+      </w:r>
+      <w:proofErr w:type="gramEnd"/>
+      <w:r>
+        <w:rPr>
+          <w:i/>
+          <w:iCs/>
+          <w:color w:val="595959"/>
+          <w:sz w:val="19"/>
+          <w:szCs w:val="19"/>
+        </w:rPr>
+        <w:t xml:space="preserve"> / 百度 / H5 三端同构）</w:t>
       </w:r>
     </w:p>
     <w:p>
       <w:pPr>
         <w:spacing w:before="40" w:after="40"/>
         <w:ind w:left="240" w:hanging="240"/>
+        <w:rPr>
+          <w:rFonts w:hint="eastAsia"/>
+        </w:rPr>
       </w:pPr>
       <w:r>
         <w:rPr>
@@ -968,13 +1520,32 @@
         <w:t>项目背景</w:t>
       </w:r>
       <w:r>
-        <w:t>：覆盖 PMS（商品）/ OMS（订单）/ SMS（营销）/ CMS（内容）/ UMS（权限）/ 会员 / 直播 / 数据分析等完整电商业务链路，路由表近 2300 行，多模块大型后台。</w:t>
+        <w:t xml:space="preserve">：Dell 与 Alienware </w:t>
+      </w:r>
+      <w:proofErr w:type="gramStart"/>
+      <w:r>
+        <w:t>双品牌电商小</w:t>
+      </w:r>
+      <w:proofErr w:type="gramEnd"/>
+      <w:r>
+        <w:t>程序，覆盖</w:t>
+      </w:r>
+      <w:proofErr w:type="gramStart"/>
+      <w:r>
+        <w:t>完整电</w:t>
+      </w:r>
+      <w:proofErr w:type="gramEnd"/>
+      <w:r>
+        <w:t>商交易链路（商品、SKU、购物车、订单、退换货、优惠券、VIP 会员、直播等），100+ API 接口、10+ 业务模块。</w:t>
       </w:r>
     </w:p>
     <w:p>
       <w:pPr>
         <w:spacing w:before="40" w:after="40"/>
         <w:ind w:left="240" w:hanging="240"/>
+        <w:rPr>
+          <w:rFonts w:hint="eastAsia"/>
+        </w:rPr>
       </w:pPr>
       <w:r>
         <w:rPr>
@@ -985,13 +1556,24 @@
         <w:t xml:space="preserve">▸ </w:t>
       </w:r>
       <w:r>
-        <w:t>OSS 客户端直传方案：前端凭后端签发的临时 Policy 直接 POST 至 OSS Bucket 服务器零流量参与；同时支持 MinIO 私有存储模式 useOss 标志位切换两套上传逻辑。</w:t>
+        <w:t xml:space="preserve">搭建"多品牌 × 多平台"一码多发架构：UNI-APP 条件编译实现 2 品牌 × 3 平台 = 6 套产物单仓库输出；封装 build.js 多品牌打包脚本一键完成 </w:t>
+      </w:r>
+      <w:proofErr w:type="spellStart"/>
+      <w:r>
+        <w:t>AppID</w:t>
+      </w:r>
+      <w:proofErr w:type="spellEnd"/>
+      <w:r>
+        <w:t xml:space="preserve"> 切换 → 编译 → 输出全流程。</w:t>
       </w:r>
     </w:p>
     <w:p>
       <w:pPr>
         <w:spacing w:before="40" w:after="40"/>
         <w:ind w:left="240" w:hanging="240"/>
+        <w:rPr>
+          <w:rFonts w:hint="eastAsia"/>
+        </w:rPr>
       </w:pPr>
       <w:r>
         <w:rPr>
@@ -1002,13 +1584,56 @@
         <w:t xml:space="preserve">▸ </w:t>
       </w:r>
       <w:r>
-        <w:t>沉淀全业务通用组件库 10+ 高复用组件：multiUpload / draggableUpload / Tinymce / excelExport（按需加载）/ choose-goods / statisticDate 等，跨模块复用率显著提升。</w:t>
+        <w:t xml:space="preserve">封装统一请求中间件：动态切换 API </w:t>
+      </w:r>
+      <w:proofErr w:type="spellStart"/>
+      <w:r>
+        <w:t>BaseURL</w:t>
+      </w:r>
+      <w:proofErr w:type="spellEnd"/>
+      <w:r>
+        <w:t xml:space="preserve"> 消除硬编码</w:t>
+      </w:r>
+      <w:proofErr w:type="gramStart"/>
+      <w:r>
+        <w:t>误发布</w:t>
+      </w:r>
+      <w:proofErr w:type="gramEnd"/>
+      <w:r>
+        <w:t xml:space="preserve">风险；Token 401 静默重登 + </w:t>
+      </w:r>
+      <w:proofErr w:type="spellStart"/>
+      <w:r>
+        <w:t>autoLoginLoading</w:t>
+      </w:r>
+      <w:proofErr w:type="spellEnd"/>
+      <w:r>
+        <w:t xml:space="preserve"> 请求</w:t>
+      </w:r>
+      <w:proofErr w:type="gramStart"/>
+      <w:r>
+        <w:t>锁解决</w:t>
+      </w:r>
+      <w:proofErr w:type="gramEnd"/>
+      <w:r>
+        <w:t xml:space="preserve">并发过期场景；请求头自动注入 12 </w:t>
+      </w:r>
+      <w:proofErr w:type="gramStart"/>
+      <w:r>
+        <w:t>个</w:t>
+      </w:r>
+      <w:proofErr w:type="gramEnd"/>
+      <w:r>
+        <w:t>字段。</w:t>
       </w:r>
     </w:p>
     <w:p>
       <w:pPr>
         <w:spacing w:before="40" w:after="40"/>
         <w:ind w:left="240" w:hanging="240"/>
+        <w:rPr>
+          <w:rFonts w:hint="eastAsia"/>
+        </w:rPr>
       </w:pPr>
       <w:r>
         <w:rPr>
@@ -1019,13 +1644,356 @@
         <w:t xml:space="preserve">▸ </w:t>
       </w:r>
       <w:r>
-        <w:t>Axios 全局请求取消机制：CancelToken 注册到 window._axiosPromiseArr 路由切换统一取消避免跨页面异步竞态；响应识别 octet-stream 自动透传 response 供调用方下载。</w:t>
+        <w:t xml:space="preserve">治理 4 </w:t>
+      </w:r>
+      <w:proofErr w:type="gramStart"/>
+      <w:r>
+        <w:t>套埋点</w:t>
+      </w:r>
+      <w:proofErr w:type="gramEnd"/>
+      <w:r>
+        <w:t xml:space="preserve"> SDK（神策 / EUB / </w:t>
+      </w:r>
+      <w:proofErr w:type="spellStart"/>
+      <w:r>
+        <w:t>JiNGsocial</w:t>
+      </w:r>
+      <w:proofErr w:type="spellEnd"/>
+      <w:r>
+        <w:t xml:space="preserve"> / SR）登录后集中初始化与身份同步；自</w:t>
+      </w:r>
+      <w:proofErr w:type="gramStart"/>
+      <w:r>
+        <w:t>研</w:t>
+      </w:r>
+      <w:proofErr w:type="gramEnd"/>
+      <w:r>
+        <w:t xml:space="preserve"> </w:t>
+      </w:r>
+      <w:proofErr w:type="spellStart"/>
+      <w:r>
+        <w:t>observeExpOnce</w:t>
+      </w:r>
+      <w:proofErr w:type="spellEnd"/>
+      <w:r>
+        <w:t xml:space="preserve"> 基于 </w:t>
+      </w:r>
+      <w:proofErr w:type="spellStart"/>
+      <w:r>
+        <w:t>IntersectionObserver</w:t>
+      </w:r>
+      <w:proofErr w:type="spellEnd"/>
+      <w:r>
+        <w:t xml:space="preserve"> 实现商品卡片精准曝光埋点。</w:t>
       </w:r>
     </w:p>
     <w:p>
       <w:pPr>
         <w:spacing w:before="40" w:after="40"/>
         <w:ind w:left="240" w:hanging="240"/>
+        <w:rPr>
+          <w:rFonts w:hint="eastAsia"/>
+        </w:rPr>
+      </w:pPr>
+      <w:r>
+        <w:rPr>
+          <w:b/>
+          <w:bCs/>
+          <w:color w:val="2E75B6"/>
+        </w:rPr>
+        <w:t xml:space="preserve">▸ </w:t>
+      </w:r>
+      <w:r>
+        <w:t xml:space="preserve">小程序专项能力：VIP 会员体系登录态分层管理；订阅消息二维 </w:t>
+      </w:r>
+      <w:proofErr w:type="spellStart"/>
+      <w:r>
+        <w:t>tmplId</w:t>
+      </w:r>
+      <w:proofErr w:type="spellEnd"/>
+      <w:r>
+        <w:t xml:space="preserve"> 映射</w:t>
+      </w:r>
+      <w:proofErr w:type="gramStart"/>
+      <w:r>
+        <w:t>表统一</w:t>
+      </w:r>
+      <w:proofErr w:type="gramEnd"/>
+      <w:r>
+        <w:t>管理近百 ID；Canvas 海报生成（</w:t>
+      </w:r>
+      <w:proofErr w:type="spellStart"/>
+      <w:r>
+        <w:t>roundRect</w:t>
+      </w:r>
+      <w:proofErr w:type="spellEnd"/>
+      <w:r>
+        <w:t xml:space="preserve"> / </w:t>
+      </w:r>
+      <w:proofErr w:type="spellStart"/>
+      <w:r>
+        <w:t>drawText</w:t>
+      </w:r>
+      <w:proofErr w:type="spellEnd"/>
+      <w:r>
+        <w:t xml:space="preserve"> / 远程图 base64）；</w:t>
+      </w:r>
+      <w:proofErr w:type="gramStart"/>
+      <w:r>
+        <w:t>跨小程序</w:t>
+      </w:r>
+      <w:proofErr w:type="gramEnd"/>
+      <w:r>
+        <w:t>导航 + H5 降级适配。</w:t>
+      </w:r>
+    </w:p>
+    <w:p>
+      <w:pPr>
+        <w:spacing w:before="140" w:after="60"/>
+        <w:rPr>
+          <w:rFonts w:hint="eastAsia"/>
+        </w:rPr>
+      </w:pPr>
+      <w:r>
+        <w:rPr>
+          <w:b/>
+          <w:bCs/>
+          <w:color w:val="2E75B6"/>
+          <w:sz w:val="22"/>
+          <w:szCs w:val="22"/>
+        </w:rPr>
+        <w:t xml:space="preserve">▎ </w:t>
+      </w:r>
+      <w:r>
+        <w:rPr>
+          <w:b/>
+          <w:bCs/>
+          <w:color w:val="1F4E79"/>
+          <w:sz w:val="22"/>
+          <w:szCs w:val="22"/>
+        </w:rPr>
+        <w:t>项目四：Fancy BOS 电商后台管理系统</w:t>
+      </w:r>
+      <w:r>
+        <w:rPr>
+          <w:i/>
+          <w:iCs/>
+          <w:color w:val="595959"/>
+          <w:sz w:val="19"/>
+          <w:szCs w:val="19"/>
+        </w:rPr>
+        <w:t xml:space="preserve">   （Vue 2 + 手工 Webpack 3 + Element UI + </w:t>
+      </w:r>
+      <w:proofErr w:type="spellStart"/>
+      <w:r>
+        <w:rPr>
+          <w:i/>
+          <w:iCs/>
+          <w:color w:val="595959"/>
+          <w:sz w:val="19"/>
+          <w:szCs w:val="19"/>
+        </w:rPr>
+        <w:t>ECharts</w:t>
+      </w:r>
+      <w:proofErr w:type="spellEnd"/>
+      <w:r>
+        <w:rPr>
+          <w:i/>
+          <w:iCs/>
+          <w:color w:val="595959"/>
+          <w:sz w:val="19"/>
+          <w:szCs w:val="19"/>
+        </w:rPr>
+        <w:t>）</w:t>
+      </w:r>
+    </w:p>
+    <w:p>
+      <w:pPr>
+        <w:spacing w:before="40" w:after="40"/>
+        <w:ind w:left="240" w:hanging="240"/>
+        <w:rPr>
+          <w:rFonts w:hint="eastAsia"/>
+        </w:rPr>
+      </w:pPr>
+      <w:r>
+        <w:rPr>
+          <w:b/>
+          <w:bCs/>
+          <w:color w:val="2E75B6"/>
+        </w:rPr>
+        <w:t xml:space="preserve">▸ </w:t>
+      </w:r>
+      <w:r>
+        <w:rPr>
+          <w:b/>
+          <w:bCs/>
+        </w:rPr>
+        <w:t>项目背景</w:t>
+      </w:r>
+      <w:r>
+        <w:t>：覆盖 PMS（商品）/ OMS（订单）/ SMS（营销）/ CMS（内容）/ UMS（权限）/ 会员 / 直播 / 数据分析等</w:t>
+      </w:r>
+      <w:proofErr w:type="gramStart"/>
+      <w:r>
+        <w:t>完整电商业务</w:t>
+      </w:r>
+      <w:proofErr w:type="gramEnd"/>
+      <w:r>
+        <w:t>链路，路由表近 2300 行，多模块大型后台。</w:t>
+      </w:r>
+    </w:p>
+    <w:p>
+      <w:pPr>
+        <w:spacing w:before="40" w:after="40"/>
+        <w:ind w:left="240" w:hanging="240"/>
+        <w:rPr>
+          <w:rFonts w:hint="eastAsia"/>
+        </w:rPr>
+      </w:pPr>
+      <w:r>
+        <w:rPr>
+          <w:b/>
+          <w:bCs/>
+          <w:color w:val="2E75B6"/>
+        </w:rPr>
+        <w:t xml:space="preserve">▸ </w:t>
+      </w:r>
+      <w:r>
+        <w:t xml:space="preserve">OSS 客户端直传方案：前端凭后端签发的临时 Policy 直接 POST 至 OSS Bucket 服务器零流量参与；同时支持 </w:t>
+      </w:r>
+      <w:proofErr w:type="spellStart"/>
+      <w:r>
+        <w:t>MinIO</w:t>
+      </w:r>
+      <w:proofErr w:type="spellEnd"/>
+      <w:r>
+        <w:t xml:space="preserve"> 私有存储模式 </w:t>
+      </w:r>
+      <w:proofErr w:type="spellStart"/>
+      <w:r>
+        <w:t>useOss</w:t>
+      </w:r>
+      <w:proofErr w:type="spellEnd"/>
+      <w:r>
+        <w:t xml:space="preserve"> 标志位切换两套上传逻辑。</w:t>
+      </w:r>
+    </w:p>
+    <w:p>
+      <w:pPr>
+        <w:spacing w:before="40" w:after="40"/>
+        <w:ind w:left="240" w:hanging="240"/>
+        <w:rPr>
+          <w:rFonts w:hint="eastAsia"/>
+        </w:rPr>
+      </w:pPr>
+      <w:r>
+        <w:rPr>
+          <w:b/>
+          <w:bCs/>
+          <w:color w:val="2E75B6"/>
+        </w:rPr>
+        <w:t xml:space="preserve">▸ </w:t>
+      </w:r>
+      <w:proofErr w:type="gramStart"/>
+      <w:r>
+        <w:t>沉淀全业务</w:t>
+      </w:r>
+      <w:proofErr w:type="gramEnd"/>
+      <w:r>
+        <w:t>通用组件库 10+ 高复用组件：</w:t>
+      </w:r>
+      <w:proofErr w:type="spellStart"/>
+      <w:r>
+        <w:t>multiUpload</w:t>
+      </w:r>
+      <w:proofErr w:type="spellEnd"/>
+      <w:r>
+        <w:t xml:space="preserve"> / </w:t>
+      </w:r>
+      <w:proofErr w:type="spellStart"/>
+      <w:r>
+        <w:t>draggableUpload</w:t>
+      </w:r>
+      <w:proofErr w:type="spellEnd"/>
+      <w:r>
+        <w:t xml:space="preserve"> / </w:t>
+      </w:r>
+      <w:proofErr w:type="spellStart"/>
+      <w:r>
+        <w:t>Tinymce</w:t>
+      </w:r>
+      <w:proofErr w:type="spellEnd"/>
+      <w:r>
+        <w:t xml:space="preserve"> / </w:t>
+      </w:r>
+      <w:proofErr w:type="spellStart"/>
+      <w:r>
+        <w:t>excelExport</w:t>
+      </w:r>
+      <w:proofErr w:type="spellEnd"/>
+      <w:r>
+        <w:t xml:space="preserve">（按需加载）/ choose-goods / </w:t>
+      </w:r>
+      <w:proofErr w:type="spellStart"/>
+      <w:r>
+        <w:t>statisticDate</w:t>
+      </w:r>
+      <w:proofErr w:type="spellEnd"/>
+      <w:r>
+        <w:t xml:space="preserve"> 等，跨模块复用率显著提升。</w:t>
+      </w:r>
+    </w:p>
+    <w:p>
+      <w:pPr>
+        <w:spacing w:before="40" w:after="40"/>
+        <w:ind w:left="240" w:hanging="240"/>
+        <w:rPr>
+          <w:rFonts w:hint="eastAsia"/>
+        </w:rPr>
+      </w:pPr>
+      <w:r>
+        <w:rPr>
+          <w:b/>
+          <w:bCs/>
+          <w:color w:val="2E75B6"/>
+        </w:rPr>
+        <w:t xml:space="preserve">▸ </w:t>
+      </w:r>
+      <w:r>
+        <w:t>Axios 全局请求取消机制：</w:t>
+      </w:r>
+      <w:proofErr w:type="spellStart"/>
+      <w:r>
+        <w:t>CancelToken</w:t>
+      </w:r>
+      <w:proofErr w:type="spellEnd"/>
+      <w:r>
+        <w:t xml:space="preserve"> 注册到 window._</w:t>
+      </w:r>
+      <w:proofErr w:type="spellStart"/>
+      <w:r>
+        <w:t>axiosPromiseArr</w:t>
+      </w:r>
+      <w:proofErr w:type="spellEnd"/>
+      <w:r>
+        <w:t xml:space="preserve"> 路由切换统一取消避免跨页面异步竞态；响应识别 octet-stream </w:t>
+      </w:r>
+      <w:proofErr w:type="gramStart"/>
+      <w:r>
+        <w:t>自动透传</w:t>
+      </w:r>
+      <w:proofErr w:type="gramEnd"/>
+      <w:r>
+        <w:t xml:space="preserve"> response 供调用方下载。</w:t>
+      </w:r>
+    </w:p>
+    <w:p>
+      <w:pPr>
+        <w:spacing w:before="40" w:after="40"/>
+        <w:ind w:left="240" w:hanging="240"/>
+        <w:rPr>
+          <w:rFonts w:hint="eastAsia"/>
+        </w:rPr>
       </w:pPr>
       <w:r>
         <w:rPr>
@@ -1126,6 +2094,9 @@
     <w:p>
       <w:pPr>
         <w:spacing w:before="40" w:after="80"/>
+        <w:rPr>
+          <w:rFonts w:hint="eastAsia"/>
+        </w:rPr>
       </w:pPr>
       <w:r>
         <w:rPr>
@@ -1147,6 +2118,9 @@
     <w:p>
       <w:pPr>
         <w:spacing w:before="140" w:after="60"/>
+        <w:rPr>
+          <w:rFonts w:hint="eastAsia"/>
+        </w:rPr>
       </w:pPr>
       <w:r>
         <w:rPr>
@@ -1176,13 +2150,38 @@
           <w:sz w:val="19"/>
           <w:szCs w:val="19"/>
         </w:rPr>
-        <w:t xml:space="preserve">   （Vue 2.6 + Vue SSR + Webpack 2 + Express + ECharts）</w:t>
+        <w:t xml:space="preserve">   （Vue 2.6 + Vue SSR + Webpack 2 + Express + </w:t>
+      </w:r>
+      <w:proofErr w:type="spellStart"/>
+      <w:r>
+        <w:rPr>
+          <w:i/>
+          <w:iCs/>
+          <w:color w:val="595959"/>
+          <w:sz w:val="19"/>
+          <w:szCs w:val="19"/>
+        </w:rPr>
+        <w:t>ECharts</w:t>
+      </w:r>
+      <w:proofErr w:type="spellEnd"/>
+      <w:r>
+        <w:rPr>
+          <w:i/>
+          <w:iCs/>
+          <w:color w:val="595959"/>
+          <w:sz w:val="19"/>
+          <w:szCs w:val="19"/>
+        </w:rPr>
+        <w:t>）</w:t>
       </w:r>
     </w:p>
     <w:p>
       <w:pPr>
         <w:spacing w:before="40" w:after="40"/>
         <w:ind w:left="240" w:hanging="240"/>
+        <w:rPr>
+          <w:rFonts w:hint="eastAsia"/>
+        </w:rPr>
       </w:pPr>
       <w:r>
         <w:rPr>
@@ -1200,13 +2199,24 @@
         <w:t>项目背景</w:t>
       </w:r>
       <w:r>
-        <w:t>：覆盖政府采购全流程数据的多维度可视化分析平台，支持 Web 大屏与移动端两端，对接多区域多年度政务数据。</w:t>
+        <w:t>：覆盖政府</w:t>
+      </w:r>
+      <w:proofErr w:type="gramStart"/>
+      <w:r>
+        <w:t>采购全</w:t>
+      </w:r>
+      <w:proofErr w:type="gramEnd"/>
+      <w:r>
+        <w:t>流程数据的多维度可视化分析平台，支持 Web 大屏与移动端两端，对接多区域多年度政务数据。</w:t>
       </w:r>
     </w:p>
     <w:p>
       <w:pPr>
         <w:spacing w:before="40" w:after="40"/>
         <w:ind w:left="240" w:hanging="240"/>
+        <w:rPr>
+          <w:rFonts w:hint="eastAsia"/>
+        </w:rPr>
       </w:pPr>
       <w:r>
         <w:rPr>
@@ -1217,13 +2227,64 @@
         <w:t xml:space="preserve">▸ </w:t>
       </w:r>
       <w:r>
-        <w:t>参与搭建 Vue 2 SSR 同构渲染：vue-server-renderer + Express 双入口 Webpack 构建，window.__INITIAL_STATE__ 接管服务端 Vuex 实现零白屏 hydration；asyncData + Promise.all 并行预取避免客户端二次请求。</w:t>
+        <w:t>参与搭建 Vue 2 SSR 同构渲染：</w:t>
+      </w:r>
+      <w:proofErr w:type="spellStart"/>
+      <w:r>
+        <w:t>vue</w:t>
+      </w:r>
+      <w:proofErr w:type="spellEnd"/>
+      <w:r>
+        <w:t>-server-renderer + Express 双入口 Webpack 构建，</w:t>
+      </w:r>
+      <w:proofErr w:type="spellStart"/>
+      <w:r>
+        <w:t>window.__INITIAL_STATE</w:t>
+      </w:r>
+      <w:proofErr w:type="spellEnd"/>
+      <w:r>
+        <w:t xml:space="preserve">__ 接管服务端 </w:t>
+      </w:r>
+      <w:proofErr w:type="spellStart"/>
+      <w:r>
+        <w:t>Vuex</w:t>
+      </w:r>
+      <w:proofErr w:type="spellEnd"/>
+      <w:r>
+        <w:t xml:space="preserve"> 实现</w:t>
+      </w:r>
+      <w:proofErr w:type="gramStart"/>
+      <w:r>
+        <w:t>零白屏</w:t>
+      </w:r>
+      <w:proofErr w:type="gramEnd"/>
+      <w:r>
+        <w:t xml:space="preserve"> hydration；</w:t>
+      </w:r>
+      <w:proofErr w:type="spellStart"/>
+      <w:r>
+        <w:t>asyncData</w:t>
+      </w:r>
+      <w:proofErr w:type="spellEnd"/>
+      <w:r>
+        <w:t xml:space="preserve"> + </w:t>
+      </w:r>
+      <w:proofErr w:type="spellStart"/>
+      <w:r>
+        <w:t>Promise.all</w:t>
+      </w:r>
+      <w:proofErr w:type="spellEnd"/>
+      <w:r>
+        <w:t xml:space="preserve"> 并行预取避免客户端二次请求。</w:t>
       </w:r>
     </w:p>
     <w:p>
       <w:pPr>
         <w:spacing w:before="40" w:after="40"/>
         <w:ind w:left="240" w:hanging="240"/>
+        <w:rPr>
+          <w:rFonts w:hint="eastAsia"/>
+        </w:rPr>
       </w:pPr>
       <w:r>
         <w:rPr>
@@ -1234,13 +2295,48 @@
         <w:t xml:space="preserve">▸ </w:t>
       </w:r>
       <w:r>
-        <w:t>服务端两级缓存：LRU 组件级（max 1000 / TTL 15 分钟）+ 路由级 Micro-Cache（1 秒粒度）；自研 setup-dev-server.js 实现 SSR 下双编译器同时热更新；三段式 CommonsChunkPlugin 拆包 + [chunkhash] 实现长效缓存。</w:t>
+        <w:t>服务端两级缓存：LRU 组件级（max 1000 / TTL 15 分钟）+ 路由级 Micro-Cache（1 秒粒度）；自</w:t>
+      </w:r>
+      <w:proofErr w:type="gramStart"/>
+      <w:r>
+        <w:t>研</w:t>
+      </w:r>
+      <w:proofErr w:type="gramEnd"/>
+      <w:r>
+        <w:t xml:space="preserve"> setup-dev-server.js 实现 SSR </w:t>
+      </w:r>
+      <w:proofErr w:type="gramStart"/>
+      <w:r>
+        <w:t>下双编译器</w:t>
+      </w:r>
+      <w:proofErr w:type="gramEnd"/>
+      <w:r>
+        <w:t xml:space="preserve">同时热更新；三段式 </w:t>
+      </w:r>
+      <w:proofErr w:type="spellStart"/>
+      <w:r>
+        <w:t>CommonsChunkPlugin</w:t>
+      </w:r>
+      <w:proofErr w:type="spellEnd"/>
+      <w:r>
+        <w:t xml:space="preserve"> 拆包 + [</w:t>
+      </w:r>
+      <w:proofErr w:type="spellStart"/>
+      <w:r>
+        <w:t>chunkhash</w:t>
+      </w:r>
+      <w:proofErr w:type="spellEnd"/>
+      <w:r>
+        <w:t>] 实现长效缓存。</w:t>
       </w:r>
     </w:p>
     <w:p>
       <w:pPr>
         <w:spacing w:before="40" w:after="40"/>
         <w:ind w:left="240" w:hanging="240"/>
+        <w:rPr>
+          <w:rFonts w:hint="eastAsia"/>
+        </w:rPr>
       </w:pPr>
       <w:r>
         <w:rPr>
@@ -1251,13 +2347,48 @@
         <w:t xml:space="preserve">▸ </w:t>
       </w:r>
       <w:r>
-        <w:t>深度封装 ECharts 地图组件：extendsMap 方法支持省 → 市 → 区县三级下钻；GeoJSON dynamic import 按需加载；bussType prop 切换多业态 Rich Text 标注，单组件复用于全系统 5+ 大屏页面。</w:t>
+        <w:t xml:space="preserve">深度封装 </w:t>
+      </w:r>
+      <w:proofErr w:type="spellStart"/>
+      <w:r>
+        <w:t>ECharts</w:t>
+      </w:r>
+      <w:proofErr w:type="spellEnd"/>
+      <w:r>
+        <w:t xml:space="preserve"> 地图组件：</w:t>
+      </w:r>
+      <w:proofErr w:type="spellStart"/>
+      <w:r>
+        <w:t>extendsMap</w:t>
+      </w:r>
+      <w:proofErr w:type="spellEnd"/>
+      <w:r>
+        <w:t xml:space="preserve"> 方法支持省 → 市 → 区县三级下钻；</w:t>
+      </w:r>
+      <w:proofErr w:type="spellStart"/>
+      <w:r>
+        <w:t>GeoJSON</w:t>
+      </w:r>
+      <w:proofErr w:type="spellEnd"/>
+      <w:r>
+        <w:t xml:space="preserve"> dynamic import 按需加载；</w:t>
+      </w:r>
+      <w:proofErr w:type="spellStart"/>
+      <w:r>
+        <w:t>bussType</w:t>
+      </w:r>
+      <w:proofErr w:type="spellEnd"/>
+      <w:r>
+        <w:t xml:space="preserve"> prop 切换多业态 Rich Text 标注，单组件复用于全系统 5+ 大屏页面。</w:t>
       </w:r>
     </w:p>
     <w:p>
       <w:pPr>
         <w:spacing w:before="40" w:after="40"/>
         <w:ind w:left="240" w:hanging="240"/>
+        <w:rPr>
+          <w:rFonts w:hint="eastAsia"/>
+        </w:rPr>
       </w:pPr>
       <w:r>
         <w:rPr>
@@ -1268,7 +2399,71 @@
         <w:t xml:space="preserve">▸ </w:t>
       </w:r>
       <w:r>
-        <w:t>移动端关键能力：PostCSS pxtorem + 4 断点动态 rem 基准的自适应方案；手动实现 pinch-to-zoom（Math.hypot + requestAnimationFrame）；vuedraggable 仪表盘 + localStorage 布局持久化。</w:t>
+        <w:t>移动</w:t>
+      </w:r>
+      <w:proofErr w:type="gramStart"/>
+      <w:r>
+        <w:t>端关键</w:t>
+      </w:r>
+      <w:proofErr w:type="gramEnd"/>
+      <w:r>
+        <w:t>能力：</w:t>
+      </w:r>
+      <w:proofErr w:type="spellStart"/>
+      <w:r>
+        <w:t>PostCSS</w:t>
+      </w:r>
+      <w:proofErr w:type="spellEnd"/>
+      <w:r>
+        <w:t xml:space="preserve"> </w:t>
+      </w:r>
+      <w:proofErr w:type="spellStart"/>
+      <w:r>
+        <w:t>pxtorem</w:t>
+      </w:r>
+      <w:proofErr w:type="spellEnd"/>
+      <w:r>
+        <w:t xml:space="preserve"> + 4 断点动态 rem 基准的自适应方案；</w:t>
+      </w:r>
+      <w:proofErr w:type="gramStart"/>
+      <w:r>
+        <w:t>手动实现</w:t>
+      </w:r>
+      <w:proofErr w:type="gramEnd"/>
+      <w:r>
+        <w:t xml:space="preserve"> pinch-to-zoom（</w:t>
+      </w:r>
+      <w:proofErr w:type="spellStart"/>
+      <w:r>
+        <w:t>Math.hypot</w:t>
+      </w:r>
+      <w:proofErr w:type="spellEnd"/>
+      <w:r>
+        <w:t xml:space="preserve"> + </w:t>
+      </w:r>
+      <w:proofErr w:type="spellStart"/>
+      <w:r>
+        <w:t>requestAnimationFrame</w:t>
+      </w:r>
+      <w:proofErr w:type="spellEnd"/>
+      <w:r>
+        <w:t>）；</w:t>
+      </w:r>
+      <w:proofErr w:type="spellStart"/>
+      <w:r>
+        <w:t>vuedraggable</w:t>
+      </w:r>
+      <w:proofErr w:type="spellEnd"/>
+      <w:r>
+        <w:t xml:space="preserve"> 仪表盘 + </w:t>
+      </w:r>
+      <w:proofErr w:type="spellStart"/>
+      <w:r>
+        <w:t>localStorage</w:t>
+      </w:r>
+      <w:proofErr w:type="spellEnd"/>
+      <w:r>
+        <w:t xml:space="preserve"> 布局持久化。</w:t>
       </w:r>
     </w:p>
     <w:p>
@@ -1277,6 +2472,9 @@
           <w:bottom w:val="single" w:sz="12" w:space="4" w:color="2E75B6"/>
         </w:pBdr>
         <w:spacing w:before="240" w:after="120"/>
+        <w:rPr>
+          <w:rFonts w:hint="eastAsia"/>
+        </w:rPr>
       </w:pPr>
       <w:r>
         <w:rPr>
@@ -1286,12 +2484,15 @@
           <w:sz w:val="26"/>
           <w:szCs w:val="26"/>
         </w:rPr>
-        <w:t>核心项目亮点（精选）</w:t>
+        <w:t>核心项目亮点</w:t>
       </w:r>
     </w:p>
     <w:p>
       <w:pPr>
         <w:spacing w:before="140" w:after="40"/>
+        <w:rPr>
+          <w:rFonts w:hint="eastAsia"/>
+        </w:rPr>
       </w:pPr>
       <w:r>
         <w:rPr>
@@ -1311,8 +2512,20 @@
           <w:sz w:val="22"/>
           <w:szCs w:val="22"/>
         </w:rPr>
-        <w:t>基于 Web Worker + SparkMD5 的 GB 级大文件分片上传方案</w:t>
-      </w:r>
+        <w:t>基于 Web Worker + SparkMD5 的 GB 级大文件分片上</w:t>
+      </w:r>
+      <w:proofErr w:type="gramStart"/>
+      <w:r>
+        <w:rPr>
+          <w:b/>
+          <w:bCs/>
+          <w:color w:val="1F4E79"/>
+          <w:sz w:val="22"/>
+          <w:szCs w:val="22"/>
+        </w:rPr>
+        <w:t>传方案</w:t>
+      </w:r>
+      <w:proofErr w:type="gramEnd"/>
       <w:r>
         <w:rPr>
           <w:i/>
@@ -1328,6 +2541,9 @@
       <w:pPr>
         <w:spacing w:before="40" w:after="40"/>
         <w:ind w:left="240" w:hanging="240"/>
+        <w:rPr>
+          <w:rFonts w:hint="eastAsia"/>
+        </w:rPr>
       </w:pPr>
       <w:r>
         <w:rPr>
@@ -1345,13 +2561,24 @@
         <w:t>背景</w:t>
       </w:r>
       <w:r>
-        <w:t>：病理 WSI 影像单文件常达 GB 级别，主线程同步计算 MD5 导致页面长时间卡死，传统上传失败率高。</w:t>
+        <w:t>：病理 WSI 影像</w:t>
+      </w:r>
+      <w:proofErr w:type="gramStart"/>
+      <w:r>
+        <w:t>单文件</w:t>
+      </w:r>
+      <w:proofErr w:type="gramEnd"/>
+      <w:r>
+        <w:t>常达 GB 级别，主线程同步计算 MD5 导致页面长时间卡死，传统上传失败率高。</w:t>
       </w:r>
     </w:p>
     <w:p>
       <w:pPr>
         <w:spacing w:before="40" w:after="40"/>
         <w:ind w:left="240" w:hanging="240"/>
+        <w:rPr>
+          <w:rFonts w:hint="eastAsia"/>
+        </w:rPr>
       </w:pPr>
       <w:r>
         <w:rPr>
@@ -1369,13 +2596,40 @@
         <w:t>方案</w:t>
       </w:r>
       <w:r>
-        <w:t>：独立 Dedicated Worker（upload.worker.js）线程使用 SparkMD5 增量计算文件整体指纹 + 每个分块上传前再做分块 MD5 完整性校验；服务端返回 lack 数组驱动断点续传；连续失败 5 次熔断；上传进度通过 postMessage 推送配合 RxJS Subject 做响应式进度流。</w:t>
+        <w:t>：独立 Dedicated Worker（upload.worker.js）线程使用 SparkMD5 增量计算文件整体指纹 + 每个分块</w:t>
+      </w:r>
+      <w:proofErr w:type="gramStart"/>
+      <w:r>
+        <w:t>上传前再做</w:t>
+      </w:r>
+      <w:proofErr w:type="gramEnd"/>
+      <w:r>
+        <w:t xml:space="preserve">分块 MD5 完整性校验；服务端返回 lack 数组驱动断点续传；连续失败 5 次熔断；上传进度通过 </w:t>
+      </w:r>
+      <w:proofErr w:type="spellStart"/>
+      <w:r>
+        <w:t>postMessage</w:t>
+      </w:r>
+      <w:proofErr w:type="spellEnd"/>
+      <w:r>
+        <w:t xml:space="preserve"> 推送配合 </w:t>
+      </w:r>
+      <w:proofErr w:type="spellStart"/>
+      <w:r>
+        <w:t>RxJS</w:t>
+      </w:r>
+      <w:proofErr w:type="spellEnd"/>
+      <w:r>
+        <w:t xml:space="preserve"> Subject 做响应式进度流。</w:t>
       </w:r>
     </w:p>
     <w:p>
       <w:pPr>
         <w:spacing w:before="40" w:after="40"/>
         <w:ind w:left="240" w:hanging="240"/>
+        <w:rPr>
+          <w:rFonts w:hint="eastAsia"/>
+        </w:rPr>
       </w:pPr>
       <w:r>
         <w:rPr>
@@ -1399,6 +2653,9 @@
     <w:p>
       <w:pPr>
         <w:spacing w:before="140" w:after="40"/>
+        <w:rPr>
+          <w:rFonts w:hint="eastAsia"/>
+        </w:rPr>
       </w:pPr>
       <w:r>
         <w:rPr>
@@ -1418,7 +2675,29 @@
           <w:sz w:val="22"/>
           <w:szCs w:val="22"/>
         </w:rPr>
-        <w:t>基于 Vue 3 render 函数的命令式弹窗服务（Headless Dialog）</w:t>
+        <w:t>基于 Vue 3 render 函数的</w:t>
+      </w:r>
+      <w:proofErr w:type="gramStart"/>
+      <w:r>
+        <w:rPr>
+          <w:b/>
+          <w:bCs/>
+          <w:color w:val="1F4E79"/>
+          <w:sz w:val="22"/>
+          <w:szCs w:val="22"/>
+        </w:rPr>
+        <w:t>命令式弹窗服务</w:t>
+      </w:r>
+      <w:proofErr w:type="gramEnd"/>
+      <w:r>
+        <w:rPr>
+          <w:b/>
+          <w:bCs/>
+          <w:color w:val="1F4E79"/>
+          <w:sz w:val="22"/>
+          <w:szCs w:val="22"/>
+        </w:rPr>
+        <w:t>（Headless Dialog）</w:t>
       </w:r>
       <w:r>
         <w:rPr>
@@ -1435,6 +2714,9 @@
       <w:pPr>
         <w:spacing w:before="40" w:after="40"/>
         <w:ind w:left="240" w:hanging="240"/>
+        <w:rPr>
+          <w:rFonts w:hint="eastAsia"/>
+        </w:rPr>
       </w:pPr>
       <w:r>
         <w:rPr>
@@ -1453,13 +2735,24 @@
         <w:t>背景</w:t>
       </w:r>
       <w:r>
-        <w:t>：B 端系统弹窗调用场景密集，模板声明式写法导致代码碎片化、复用率低、上下文管理困难。</w:t>
+        <w:t xml:space="preserve">：B </w:t>
+      </w:r>
+      <w:proofErr w:type="gramStart"/>
+      <w:r>
+        <w:t>端系统弹窗调用</w:t>
+      </w:r>
+      <w:proofErr w:type="gramEnd"/>
+      <w:r>
+        <w:t>场景密集，模板声明式写法导致代码碎片化、复用率低、上下文管理困难。</w:t>
       </w:r>
     </w:p>
     <w:p>
       <w:pPr>
         <w:spacing w:before="40" w:after="40"/>
         <w:ind w:left="240" w:hanging="240"/>
+        <w:rPr>
+          <w:rFonts w:hint="eastAsia"/>
+        </w:rPr>
       </w:pPr>
       <w:r>
         <w:rPr>
@@ -1477,13 +2770,85 @@
         <w:t>方案</w:t>
       </w:r>
       <w:r>
-        <w:t>：hzztDialog 基于 createApp + render 函数实现 JS 命令式调用动态挂载 / 卸载 Vue 组件树；手动注入 vNode.appContext = window.hzztApp._context 使弹窗内可正常使用 $t、全局组件等上下文；关闭时 render(null, container) 主动卸载防内存泄漏；派生 hzztFormDialog / hzztTableDialog / hzztCameraDialog 等高阶弹窗。</w:t>
+        <w:t>：</w:t>
+      </w:r>
+      <w:proofErr w:type="spellStart"/>
+      <w:r>
+        <w:t>hzztDialog</w:t>
+      </w:r>
+      <w:proofErr w:type="spellEnd"/>
+      <w:r>
+        <w:t xml:space="preserve"> 基于 </w:t>
+      </w:r>
+      <w:proofErr w:type="spellStart"/>
+      <w:r>
+        <w:t>createApp</w:t>
+      </w:r>
+      <w:proofErr w:type="spellEnd"/>
+      <w:r>
+        <w:t xml:space="preserve"> + render 函数实现 JS 命令式调用动态挂载 / 卸载 Vue 组件树；手动注入 </w:t>
+      </w:r>
+      <w:proofErr w:type="spellStart"/>
+      <w:r>
+        <w:t>vNode.appContext</w:t>
+      </w:r>
+      <w:proofErr w:type="spellEnd"/>
+      <w:r>
+        <w:t xml:space="preserve"> = </w:t>
+      </w:r>
+      <w:proofErr w:type="gramStart"/>
+      <w:r>
+        <w:t>window.</w:t>
+      </w:r>
+      <w:proofErr w:type="spellStart"/>
+      <w:r>
+        <w:t>hzztApp</w:t>
+      </w:r>
+      <w:proofErr w:type="spellEnd"/>
+      <w:proofErr w:type="gramEnd"/>
+      <w:r>
+        <w:t xml:space="preserve">._context 使弹窗内可正常使用 $t、全局组件等上下文；关闭时 </w:t>
+      </w:r>
+      <w:proofErr w:type="gramStart"/>
+      <w:r>
+        <w:t>render(</w:t>
+      </w:r>
+      <w:proofErr w:type="gramEnd"/>
+      <w:r>
+        <w:t xml:space="preserve">null, container) 主动卸载防内存泄漏；派生 </w:t>
+      </w:r>
+      <w:proofErr w:type="spellStart"/>
+      <w:r>
+        <w:t>hzztFormDialog</w:t>
+      </w:r>
+      <w:proofErr w:type="spellEnd"/>
+      <w:r>
+        <w:t xml:space="preserve"> / </w:t>
+      </w:r>
+      <w:proofErr w:type="spellStart"/>
+      <w:r>
+        <w:t>hzztTableDialog</w:t>
+      </w:r>
+      <w:proofErr w:type="spellEnd"/>
+      <w:r>
+        <w:t xml:space="preserve"> / </w:t>
+      </w:r>
+      <w:proofErr w:type="spellStart"/>
+      <w:r>
+        <w:t>hzztCameraDialog</w:t>
+      </w:r>
+      <w:proofErr w:type="spellEnd"/>
+      <w:r>
+        <w:t xml:space="preserve"> 等高阶弹窗。</w:t>
       </w:r>
     </w:p>
     <w:p>
       <w:pPr>
         <w:spacing w:before="40" w:after="40"/>
         <w:ind w:left="240" w:hanging="240"/>
+        <w:rPr>
+          <w:rFonts w:hint="eastAsia"/>
+        </w:rPr>
       </w:pPr>
       <w:r>
         <w:rPr>
@@ -1501,12 +2866,31 @@
         <w:t>收益</w:t>
       </w:r>
       <w:r>
-        <w:t>：全项目 200+ 处弹窗统一调用方式，平均每次弹窗开发节省约 30 行模板代码，组件复用率显著提升。</w:t>
+        <w:t xml:space="preserve">：全项目 200+ </w:t>
+      </w:r>
+      <w:proofErr w:type="gramStart"/>
+      <w:r>
+        <w:t>处弹窗统一</w:t>
+      </w:r>
+      <w:proofErr w:type="gramEnd"/>
+      <w:r>
+        <w:t>调用方式，平均</w:t>
+      </w:r>
+      <w:proofErr w:type="gramStart"/>
+      <w:r>
+        <w:t>每次弹窗开发</w:t>
+      </w:r>
+      <w:proofErr w:type="gramEnd"/>
+      <w:r>
+        <w:t>节省约 30 行模板代码，组件复用率显著提升。</w:t>
       </w:r>
     </w:p>
     <w:p>
       <w:pPr>
         <w:spacing w:before="140" w:after="40"/>
+        <w:rPr>
+          <w:rFonts w:hint="eastAsia"/>
+        </w:rPr>
       </w:pPr>
       <w:r>
         <w:rPr>
@@ -1526,7 +2910,29 @@
           <w:sz w:val="22"/>
           <w:szCs w:val="22"/>
         </w:rPr>
-        <w:t>Token 滑动续期 Axios 封装 —— 根治"假登录态突然掉线"假性 bug</w:t>
+        <w:t>Token 滑动续期 Axios 封装 —— 根治"假登录</w:t>
+      </w:r>
+      <w:proofErr w:type="gramStart"/>
+      <w:r>
+        <w:rPr>
+          <w:b/>
+          <w:bCs/>
+          <w:color w:val="1F4E79"/>
+          <w:sz w:val="22"/>
+          <w:szCs w:val="22"/>
+        </w:rPr>
+        <w:t>态突然</w:t>
+      </w:r>
+      <w:proofErr w:type="gramEnd"/>
+      <w:r>
+        <w:rPr>
+          <w:b/>
+          <w:bCs/>
+          <w:color w:val="1F4E79"/>
+          <w:sz w:val="22"/>
+          <w:szCs w:val="22"/>
+        </w:rPr>
+        <w:t>掉线"假性 bug</w:t>
       </w:r>
       <w:r>
         <w:rPr>
@@ -1543,6 +2949,9 @@
       <w:pPr>
         <w:spacing w:before="40" w:after="40"/>
         <w:ind w:left="240" w:hanging="240"/>
+        <w:rPr>
+          <w:rFonts w:hint="eastAsia"/>
+        </w:rPr>
       </w:pPr>
       <w:r>
         <w:rPr>
@@ -1567,6 +2976,9 @@
       <w:pPr>
         <w:spacing w:before="40" w:after="40"/>
         <w:ind w:left="240" w:hanging="240"/>
+        <w:rPr>
+          <w:rFonts w:hint="eastAsia"/>
+        </w:rPr>
       </w:pPr>
       <w:r>
         <w:rPr>
@@ -1584,13 +2996,64 @@
         <w:t>方案</w:t>
       </w:r>
       <w:r>
-        <w:t>：封装统一 Axios 实例，请求拦截器自动注入 Authorization / Abp.TenantId / .AspNetCore.Culture 屏蔽多租户与认证细节；响应拦截器实现 Token 滑动续期 —— 每次请求成功调用 abp.auth.setRefreshToken() 将 Cookie 有效期延长 24 小时；错误处理统一在拦截器完成：401 弹窗清空状态、403 提示权限不足、网络异常提示重试，组件层零分支判断。</w:t>
+        <w:t xml:space="preserve">：封装统一 Axios 实例，请求拦截器自动注入 Authorization / </w:t>
+      </w:r>
+      <w:proofErr w:type="spellStart"/>
+      <w:r>
+        <w:t>Abp.TenantId</w:t>
+      </w:r>
+      <w:proofErr w:type="spellEnd"/>
+      <w:r>
+        <w:t xml:space="preserve"> / .</w:t>
+      </w:r>
+      <w:proofErr w:type="spellStart"/>
+      <w:r>
+        <w:t>AspNetCore.Culture</w:t>
+      </w:r>
+      <w:proofErr w:type="spellEnd"/>
+      <w:r>
+        <w:t xml:space="preserve"> 屏蔽多租户与认证细节；响应拦截</w:t>
+      </w:r>
+      <w:proofErr w:type="gramStart"/>
+      <w:r>
+        <w:t>器实现</w:t>
+      </w:r>
+      <w:proofErr w:type="gramEnd"/>
+      <w:r>
+        <w:t xml:space="preserve"> Token 滑动续期 —— 每次请求成功调用 </w:t>
+      </w:r>
+      <w:proofErr w:type="spellStart"/>
+      <w:r>
+        <w:t>abp.auth.setRefreshToken</w:t>
+      </w:r>
+      <w:proofErr w:type="spellEnd"/>
+      <w:r>
+        <w:t xml:space="preserve">() 将 Cookie 有效期延长 24 小时；错误处理统一在拦截器完成：401 </w:t>
+      </w:r>
+      <w:proofErr w:type="gramStart"/>
+      <w:r>
+        <w:t>弹窗清空</w:t>
+      </w:r>
+      <w:proofErr w:type="gramEnd"/>
+      <w:r>
+        <w:t>状态、403 提示权限不足、网络异常提示重试，</w:t>
+      </w:r>
+      <w:proofErr w:type="gramStart"/>
+      <w:r>
+        <w:t>组件层零分支</w:t>
+      </w:r>
+      <w:proofErr w:type="gramEnd"/>
+      <w:r>
+        <w:t>判断。</w:t>
       </w:r>
     </w:p>
     <w:p>
       <w:pPr>
         <w:spacing w:before="40" w:after="40"/>
         <w:ind w:left="240" w:hanging="240"/>
+        <w:rPr>
+          <w:rFonts w:hint="eastAsia"/>
+        </w:rPr>
       </w:pPr>
       <w:r>
         <w:rPr>
@@ -1608,12 +3071,31 @@
         <w:t>收益</w:t>
       </w:r>
       <w:r>
-        <w:t>："假登录态"类工单完全消除；登录态续期对用户完全无感；业务组件层错误处理代码量下降约 70%。</w:t>
+        <w:t>："假登录态"</w:t>
+      </w:r>
+      <w:proofErr w:type="gramStart"/>
+      <w:r>
+        <w:t>类工单完全</w:t>
+      </w:r>
+      <w:proofErr w:type="gramEnd"/>
+      <w:r>
+        <w:t>消除；登录态续期对用户完全无感；业务组件</w:t>
+      </w:r>
+      <w:proofErr w:type="gramStart"/>
+      <w:r>
+        <w:t>层错误</w:t>
+      </w:r>
+      <w:proofErr w:type="gramEnd"/>
+      <w:r>
+        <w:t>处理代码量下降约 70%。</w:t>
       </w:r>
     </w:p>
     <w:p>
       <w:pPr>
         <w:spacing w:before="140" w:after="40"/>
+        <w:rPr>
+          <w:rFonts w:hint="eastAsia"/>
+        </w:rPr>
       </w:pPr>
       <w:r>
         <w:rPr>
@@ -1650,6 +3132,9 @@
       <w:pPr>
         <w:spacing w:before="40" w:after="40"/>
         <w:ind w:left="240" w:hanging="240"/>
+        <w:rPr>
+          <w:rFonts w:hint="eastAsia"/>
+        </w:rPr>
       </w:pPr>
       <w:r>
         <w:rPr>
@@ -1674,6 +3159,9 @@
       <w:pPr>
         <w:spacing w:before="40" w:after="40"/>
         <w:ind w:left="240" w:hanging="240"/>
+        <w:rPr>
+          <w:rFonts w:hint="eastAsia"/>
+        </w:rPr>
       </w:pPr>
       <w:r>
         <w:rPr>
@@ -1691,13 +3179,32 @@
         <w:t>方案</w:t>
       </w:r>
       <w:r>
-        <w:t>：集成 Cornerstone.js 整套生态（core / math / tools / wado-image-loader）实现浏览器端 DICOM 图像渲染；封装 WADO 协议适配层；对接 KFB 数字切片专有格式查看器；自定义工具栏组件支持窗宽窗位 / 缩放 / 平移 / 标注等多类专业操作；结合 STOMP WebSocket 实现影像状态实时推送。</w:t>
+        <w:t xml:space="preserve">：集成 Cornerstone.js 整套生态（core / math / tools / </w:t>
+      </w:r>
+      <w:proofErr w:type="spellStart"/>
+      <w:r>
+        <w:t>wado</w:t>
+      </w:r>
+      <w:proofErr w:type="spellEnd"/>
+      <w:r>
+        <w:t>-image-loader）实现浏览器端 DICOM 图像渲染；封装 WADO 协议适配层；对接 KFB 数字切片专有格式查看器；自定义工具栏组件支持窗</w:t>
+      </w:r>
+      <w:proofErr w:type="gramStart"/>
+      <w:r>
+        <w:t>宽窗位</w:t>
+      </w:r>
+      <w:proofErr w:type="gramEnd"/>
+      <w:r>
+        <w:t xml:space="preserve"> / 缩放 / 平移 / 标注等多类专业操作；结合 STOMP WebSocket 实现影像状态实时推送。</w:t>
       </w:r>
     </w:p>
     <w:p>
       <w:pPr>
         <w:spacing w:before="40" w:after="40"/>
         <w:ind w:left="240" w:hanging="240"/>
+        <w:rPr>
+          <w:rFonts w:hint="eastAsia"/>
+        </w:rPr>
       </w:pPr>
       <w:r>
         <w:rPr>
@@ -1721,6 +3228,9 @@
     <w:p>
       <w:pPr>
         <w:spacing w:before="140" w:after="40"/>
+        <w:rPr>
+          <w:rFonts w:hint="eastAsia"/>
+        </w:rPr>
       </w:pPr>
       <w:r>
         <w:rPr>
@@ -1740,7 +3250,29 @@
           <w:sz w:val="22"/>
           <w:szCs w:val="22"/>
         </w:rPr>
-        <w:t>线上页面卡顿性能排查 —— 跨层定位至 CI/CD 基础设施根因</w:t>
+        <w:t xml:space="preserve">线上页面卡顿性能排查 —— </w:t>
+      </w:r>
+      <w:proofErr w:type="gramStart"/>
+      <w:r>
+        <w:rPr>
+          <w:b/>
+          <w:bCs/>
+          <w:color w:val="1F4E79"/>
+          <w:sz w:val="22"/>
+          <w:szCs w:val="22"/>
+        </w:rPr>
+        <w:t>跨层定位</w:t>
+      </w:r>
+      <w:proofErr w:type="gramEnd"/>
+      <w:r>
+        <w:rPr>
+          <w:b/>
+          <w:bCs/>
+          <w:color w:val="1F4E79"/>
+          <w:sz w:val="22"/>
+          <w:szCs w:val="22"/>
+        </w:rPr>
+        <w:t>至 CI/CD 基础设施根因</w:t>
       </w:r>
       <w:r>
         <w:rPr>
@@ -1757,6 +3289,9 @@
       <w:pPr>
         <w:spacing w:before="40" w:after="40"/>
         <w:ind w:left="240" w:hanging="240"/>
+        <w:rPr>
+          <w:rFonts w:hint="eastAsia"/>
+        </w:rPr>
       </w:pPr>
       <w:r>
         <w:rPr>
@@ -1774,13 +3309,24 @@
         <w:t>背景</w:t>
       </w:r>
       <w:r>
-        <w:t>：用户反馈线上页面操作明显卡顿，本地环境却完全无问题，初步怀疑组件渲染或接口耗时。</w:t>
+        <w:t>：用户</w:t>
+      </w:r>
+      <w:proofErr w:type="gramStart"/>
+      <w:r>
+        <w:t>反馈线</w:t>
+      </w:r>
+      <w:proofErr w:type="gramEnd"/>
+      <w:r>
+        <w:t>上页面操作明显卡顿，本地环境却完全无问题，初步怀疑组件渲染或接口耗时。</w:t>
       </w:r>
     </w:p>
     <w:p>
       <w:pPr>
         <w:spacing w:before="40" w:after="40"/>
         <w:ind w:left="240" w:hanging="240"/>
+        <w:rPr>
+          <w:rFonts w:hint="eastAsia"/>
+        </w:rPr>
       </w:pPr>
       <w:r>
         <w:rPr>
@@ -1798,17 +3344,60 @@
         <w:t>方案</w:t>
       </w:r>
       <w:r>
-        <w:t xml:space="preserve">：Chrome Performance 面板录制完整操作快照、逐帧分析火焰图，定位 Long Task 集中在 JS </w:t>
+        <w:t>：Chrome Performance 面板录制完整操作快照、</w:t>
+      </w:r>
+      <w:proofErr w:type="gramStart"/>
+      <w:r>
+        <w:t>逐帧分析</w:t>
+      </w:r>
+      <w:proofErr w:type="gramEnd"/>
+      <w:r>
+        <w:t xml:space="preserve">火焰图，定位 Long Task 集中在 JS </w:t>
       </w:r>
       <w:r>
         <w:lastRenderedPageBreak/>
-        <w:t>解析与脚本执行阶段而非渲染或网络层；进一步对比本地与线上构建产物，发现线上 JS bundle 语法降级程度异常；最终排查运维侧 Jenkins 流水线，锁定根因为打包所用 Node.js 版本过低导致部分依赖包无法完成现代语法编译优化输出低效 polyfill 拖慢主线程。</w:t>
+        <w:t>解析与脚本执行阶段而非渲染或网络层；进一步对比本地与线上构建产物，发现线上 JS bundle 语法降级程度异常；最终排查</w:t>
+      </w:r>
+      <w:proofErr w:type="gramStart"/>
+      <w:r>
+        <w:t>运维侧</w:t>
+      </w:r>
+      <w:proofErr w:type="gramEnd"/>
+      <w:r>
+        <w:t xml:space="preserve"> Jenkins 流水线，锁定</w:t>
+      </w:r>
+      <w:proofErr w:type="gramStart"/>
+      <w:r>
+        <w:t>根因为</w:t>
+      </w:r>
+      <w:proofErr w:type="gramEnd"/>
+      <w:r>
+        <w:t>打包所用 Node.js 版本过低导致部分依赖</w:t>
+      </w:r>
+      <w:proofErr w:type="gramStart"/>
+      <w:r>
+        <w:t>包无法</w:t>
+      </w:r>
+      <w:proofErr w:type="gramEnd"/>
+      <w:r>
+        <w:t xml:space="preserve">完成现代语法编译优化输出低效 </w:t>
+      </w:r>
+      <w:proofErr w:type="spellStart"/>
+      <w:r>
+        <w:t>polyfill</w:t>
+      </w:r>
+      <w:proofErr w:type="spellEnd"/>
+      <w:r>
+        <w:t xml:space="preserve"> 拖慢主线程。</w:t>
       </w:r>
     </w:p>
     <w:p>
       <w:pPr>
         <w:spacing w:before="40" w:after="40"/>
         <w:ind w:left="240" w:hanging="240"/>
+        <w:rPr>
+          <w:rFonts w:hint="eastAsia"/>
+        </w:rPr>
       </w:pPr>
       <w:r>
         <w:rPr>
@@ -1826,7 +3415,15 @@
         <w:t>收益</w:t>
       </w:r>
       <w:r>
-        <w:t>：升级 CI 流水线 Node 版本后页面卡顿问题彻底消除；沉淀"浏览器层 → 产物对比层 → 构建环境层"的分层排查方法论。</w:t>
+        <w:t>：升级 CI 流水线 Node 版本后页面卡</w:t>
+      </w:r>
+      <w:proofErr w:type="gramStart"/>
+      <w:r>
+        <w:t>顿问题</w:t>
+      </w:r>
+      <w:proofErr w:type="gramEnd"/>
+      <w:r>
+        <w:t>彻底消除；沉淀"浏览器层 → 产物对比层 → 构建环境层"的分层排查方法论。</w:t>
       </w:r>
     </w:p>
     <w:p>
@@ -1835,6 +3432,9 @@
           <w:bottom w:val="single" w:sz="12" w:space="4" w:color="2E75B6"/>
         </w:pBdr>
         <w:spacing w:before="240" w:after="120"/>
+        <w:rPr>
+          <w:rFonts w:hint="eastAsia"/>
+        </w:rPr>
       </w:pPr>
       <w:r>
         <w:rPr>
@@ -1916,6 +3516,9 @@
           <w:bottom w:val="single" w:sz="12" w:space="4" w:color="2E75B6"/>
         </w:pBdr>
         <w:spacing w:before="240" w:after="120"/>
+        <w:rPr>
+          <w:rFonts w:hint="eastAsia"/>
+        </w:rPr>
       </w:pPr>
       <w:r>
         <w:rPr>
@@ -1932,6 +3535,9 @@
       <w:pPr>
         <w:spacing w:before="40" w:after="40"/>
         <w:ind w:left="240" w:hanging="240"/>
+        <w:rPr>
+          <w:rFonts w:hint="eastAsia"/>
+        </w:rPr>
       </w:pPr>
       <w:r>
         <w:rPr>
@@ -1942,13 +3548,40 @@
         <w:t xml:space="preserve">▸ </w:t>
       </w:r>
       <w:r>
-        <w:t>对 Vue 2 / 3 响应式系统、虚拟 DOM、调度机制有体系化理解，能在框架层面定位与解决问题；熟悉 Web Worker / SharedWorker / RxJS / IndexedDB 等性能与工程化方案的实际落地场景。</w:t>
+        <w:t xml:space="preserve">对 Vue 2 / 3 响应式系统、虚拟 DOM、调度机制有体系化理解，能在框架层面定位与解决问题；熟悉 Web Worker / </w:t>
+      </w:r>
+      <w:proofErr w:type="spellStart"/>
+      <w:r>
+        <w:t>SharedWorker</w:t>
+      </w:r>
+      <w:proofErr w:type="spellEnd"/>
+      <w:r>
+        <w:t xml:space="preserve"> / </w:t>
+      </w:r>
+      <w:proofErr w:type="spellStart"/>
+      <w:r>
+        <w:t>RxJS</w:t>
+      </w:r>
+      <w:proofErr w:type="spellEnd"/>
+      <w:r>
+        <w:t xml:space="preserve"> / </w:t>
+      </w:r>
+      <w:proofErr w:type="spellStart"/>
+      <w:r>
+        <w:t>IndexedDB</w:t>
+      </w:r>
+      <w:proofErr w:type="spellEnd"/>
+      <w:r>
+        <w:t xml:space="preserve"> 等性能与工程化方案的实际落地场景。</w:t>
       </w:r>
     </w:p>
     <w:p>
       <w:pPr>
         <w:spacing w:before="40" w:after="40"/>
         <w:ind w:left="240" w:hanging="240"/>
+        <w:rPr>
+          <w:rFonts w:hint="eastAsia"/>
+        </w:rPr>
       </w:pPr>
       <w:r>
         <w:rPr>
@@ -1959,13 +3592,24 @@
         <w:t xml:space="preserve">▸ </w:t>
       </w:r>
       <w:r>
-        <w:t>具备从架构设计、工程化搭建、性能优化到疑难问题排查的全链路能力，曾独立将线上卡顿问题从前端代码层追溯至 CI/CD 基础设施层。</w:t>
+        <w:t>具备从架构设计、工程化搭建、性能优化到疑难问题排查的全链路能力，曾独立将线上卡</w:t>
+      </w:r>
+      <w:proofErr w:type="gramStart"/>
+      <w:r>
+        <w:t>顿问题</w:t>
+      </w:r>
+      <w:proofErr w:type="gramEnd"/>
+      <w:r>
+        <w:t>从前端代码层追溯至 CI/CD 基础设施层。</w:t>
       </w:r>
     </w:p>
     <w:p>
       <w:pPr>
         <w:spacing w:before="40" w:after="40"/>
         <w:ind w:left="240" w:hanging="240"/>
+        <w:rPr>
+          <w:rFonts w:hint="eastAsia"/>
+        </w:rPr>
       </w:pPr>
       <w:r>
         <w:rPr>
@@ -1976,13 +3620,24 @@
         <w:t xml:space="preserve">▸ </w:t>
       </w:r>
       <w:r>
-        <w:t>具备垂直行业（医疗病理、政府采购、品牌电商）项目深度沉淀，能在 DICOM 影像、复杂业务建模、多租户隔离、大屏可视化等场景独立交付完整方案。</w:t>
+        <w:t>具备垂直行业（医疗病理、政府采购、</w:t>
+      </w:r>
+      <w:proofErr w:type="gramStart"/>
+      <w:r>
+        <w:t>品牌电</w:t>
+      </w:r>
+      <w:proofErr w:type="gramEnd"/>
+      <w:r>
+        <w:t>商）项目深度沉淀，能在 DICOM 影像、复杂业务建模、多租户隔离、大屏可视化等场景独立交付完整方案。</w:t>
       </w:r>
     </w:p>
     <w:p>
       <w:pPr>
         <w:spacing w:before="40" w:after="40"/>
         <w:ind w:left="240" w:hanging="240"/>
+        <w:rPr>
+          <w:rFonts w:hint="eastAsia"/>
+        </w:rPr>
       </w:pPr>
       <w:r>
         <w:rPr>
@@ -2000,6 +3655,9 @@
       <w:pPr>
         <w:spacing w:before="40" w:after="40"/>
         <w:ind w:left="240" w:hanging="240"/>
+        <w:rPr>
+          <w:rFonts w:hint="eastAsia"/>
+        </w:rPr>
       </w:pPr>
       <w:r>
         <w:rPr>
